--- a/L8/Лаб8_Отчёт.docx
+++ b/L8/Лаб8_Отчёт.docx
@@ -1089,9 +1089,10 @@
         <w:rPr>
           <w:rFonts w:ascii="Times New Roman" w:hAnsi="Times New Roman" w:cs="Times New Roman"/>
           <w:bCs/>
-          <w:sz w:val="28"/>
-          <w:szCs w:val="28"/>
-          <w:lang w:val="ru-RU"/>
+          <w:noProof/>
+          <w:sz w:val="28"/>
+          <w:szCs w:val="28"/>
+          <w:lang w:val="ru-RU" w:eastAsia="ru-RU"/>
         </w:rPr>
         <w:drawing>
           <wp:inline distT="0" distB="0" distL="0" distR="0" wp14:anchorId="07A54A32" wp14:editId="54569A96">
@@ -1168,8 +1169,10 @@
         <w:rPr>
           <w:rFonts w:ascii="Times New Roman" w:hAnsi="Times New Roman" w:cs="Times New Roman"/>
           <w:bCs/>
-          <w:sz w:val="28"/>
-          <w:szCs w:val="28"/>
+          <w:noProof/>
+          <w:sz w:val="28"/>
+          <w:szCs w:val="28"/>
+          <w:lang w:val="ru-RU" w:eastAsia="ru-RU"/>
         </w:rPr>
         <w:drawing>
           <wp:inline distT="0" distB="0" distL="0" distR="0" wp14:anchorId="667045B1" wp14:editId="7C2E7B54">
@@ -1246,8 +1249,10 @@
         <w:rPr>
           <w:rFonts w:ascii="Times New Roman" w:hAnsi="Times New Roman" w:cs="Times New Roman"/>
           <w:bCs/>
-          <w:sz w:val="28"/>
-          <w:szCs w:val="28"/>
+          <w:noProof/>
+          <w:sz w:val="28"/>
+          <w:szCs w:val="28"/>
+          <w:lang w:val="ru-RU" w:eastAsia="ru-RU"/>
         </w:rPr>
         <w:lastRenderedPageBreak/>
         <w:drawing>
@@ -1393,10 +1398,10 @@
           <w:lang w:val="ru-RU"/>
         </w:rPr>
         <w:drawing>
-          <wp:inline distT="0" distB="0" distL="0" distR="0" wp14:anchorId="09985AF8" wp14:editId="7E5E38E7">
-            <wp:extent cx="3970867" cy="3929716"/>
-            <wp:effectExtent l="0" t="0" r="0" b="0"/>
-            <wp:docPr id="4" name="Рисунок 4"/>
+          <wp:inline distT="0" distB="0" distL="0" distR="0" wp14:anchorId="171C422A" wp14:editId="27430E23">
+            <wp:extent cx="4876800" cy="4641818"/>
+            <wp:effectExtent l="0" t="0" r="0" b="6985"/>
+            <wp:docPr id="10" name="Рисунок 10"/>
             <wp:cNvGraphicFramePr>
               <a:graphicFrameLocks xmlns:a="http://schemas.openxmlformats.org/drawingml/2006/main" noChangeAspect="1"/>
             </wp:cNvGraphicFramePr>
@@ -1416,7 +1421,7 @@
                   <pic:spPr>
                     <a:xfrm>
                       <a:off x="0" y="0"/>
-                      <a:ext cx="3973709" cy="3932528"/>
+                      <a:ext cx="4896519" cy="4660586"/>
                     </a:xfrm>
                     <a:prstGeom prst="rect">
                       <a:avLst/>
@@ -1449,7 +1454,18 @@
           <w:szCs w:val="28"/>
           <w:lang w:val="ru-RU"/>
         </w:rPr>
-        <w:t>Фрагмент матрицы смежности:</w:t>
+        <w:lastRenderedPageBreak/>
+        <w:t>Матрица</w:t>
+      </w:r>
+      <w:r>
+        <w:rPr>
+          <w:rFonts w:ascii="Times New Roman" w:hAnsi="Times New Roman" w:cs="Times New Roman"/>
+          <w:bCs/>
+          <w:sz w:val="28"/>
+          <w:szCs w:val="28"/>
+          <w:lang w:val="ru-RU"/>
+        </w:rPr>
+        <w:t xml:space="preserve"> смежности:</w:t>
       </w:r>
     </w:p>
     <w:p>
@@ -1472,12 +1488,11 @@
           <w:szCs w:val="28"/>
           <w:lang w:val="ru-RU"/>
         </w:rPr>
-        <w:lastRenderedPageBreak/>
         <w:drawing>
-          <wp:inline distT="0" distB="0" distL="0" distR="0" wp14:anchorId="2A4F60A9" wp14:editId="423BF8DA">
-            <wp:extent cx="2772162" cy="2591162"/>
-            <wp:effectExtent l="0" t="0" r="9525" b="0"/>
-            <wp:docPr id="5" name="Рисунок 5"/>
+          <wp:inline distT="0" distB="0" distL="0" distR="0" wp14:anchorId="76AFBFCE" wp14:editId="4F5E2E42">
+            <wp:extent cx="2781688" cy="2600688"/>
+            <wp:effectExtent l="0" t="0" r="0" b="9525"/>
+            <wp:docPr id="12" name="Рисунок 12"/>
             <wp:cNvGraphicFramePr>
               <a:graphicFrameLocks xmlns:a="http://schemas.openxmlformats.org/drawingml/2006/main" noChangeAspect="1"/>
             </wp:cNvGraphicFramePr>
@@ -1497,7 +1512,7 @@
                   <pic:spPr>
                     <a:xfrm>
                       <a:off x="0" y="0"/>
-                      <a:ext cx="2772162" cy="2591162"/>
+                      <a:ext cx="2781688" cy="2600688"/>
                     </a:xfrm>
                     <a:prstGeom prst="rect">
                       <a:avLst/>
@@ -1607,10 +1622,10 @@
           <w:lang w:val="ru-RU"/>
         </w:rPr>
         <w:drawing>
-          <wp:inline distT="0" distB="0" distL="0" distR="0" wp14:anchorId="2C0715EB" wp14:editId="45028777">
-            <wp:extent cx="4453467" cy="4229841"/>
-            <wp:effectExtent l="0" t="0" r="4445" b="0"/>
-            <wp:docPr id="6" name="Рисунок 6"/>
+          <wp:inline distT="0" distB="0" distL="0" distR="0" wp14:anchorId="7383B005" wp14:editId="7DF456EE">
+            <wp:extent cx="4766733" cy="4511081"/>
+            <wp:effectExtent l="0" t="0" r="0" b="3810"/>
+            <wp:docPr id="13" name="Рисунок 13"/>
             <wp:cNvGraphicFramePr>
               <a:graphicFrameLocks xmlns:a="http://schemas.openxmlformats.org/drawingml/2006/main" noChangeAspect="1"/>
             </wp:cNvGraphicFramePr>
@@ -1630,7 +1645,7 @@
                   <pic:spPr>
                     <a:xfrm>
                       <a:off x="0" y="0"/>
-                      <a:ext cx="4470927" cy="4246424"/>
+                      <a:ext cx="4774233" cy="4518178"/>
                     </a:xfrm>
                     <a:prstGeom prst="rect">
                       <a:avLst/>
@@ -1663,6 +1678,7 @@
           <w:szCs w:val="28"/>
           <w:lang w:val="ru-RU"/>
         </w:rPr>
+        <w:lastRenderedPageBreak/>
         <w:t>Фрагмент матрицы смежности:</w:t>
       </w:r>
     </w:p>
@@ -1686,12 +1702,11 @@
           <w:szCs w:val="28"/>
           <w:lang w:val="ru-RU"/>
         </w:rPr>
-        <w:lastRenderedPageBreak/>
         <w:drawing>
-          <wp:inline distT="0" distB="0" distL="0" distR="0" wp14:anchorId="6201C458" wp14:editId="78D65D46">
-            <wp:extent cx="2800741" cy="2600688"/>
-            <wp:effectExtent l="0" t="0" r="0" b="9525"/>
-            <wp:docPr id="7" name="Рисунок 7"/>
+          <wp:inline distT="0" distB="0" distL="0" distR="0" wp14:anchorId="68D3FBF7" wp14:editId="27762C6A">
+            <wp:extent cx="2791215" cy="2600688"/>
+            <wp:effectExtent l="0" t="0" r="9525" b="9525"/>
+            <wp:docPr id="14" name="Рисунок 14"/>
             <wp:cNvGraphicFramePr>
               <a:graphicFrameLocks xmlns:a="http://schemas.openxmlformats.org/drawingml/2006/main" noChangeAspect="1"/>
             </wp:cNvGraphicFramePr>
@@ -1711,7 +1726,7 @@
                   <pic:spPr>
                     <a:xfrm>
                       <a:off x="0" y="0"/>
-                      <a:ext cx="2800741" cy="2600688"/>
+                      <a:ext cx="2791215" cy="2600688"/>
                     </a:xfrm>
                     <a:prstGeom prst="rect">
                       <a:avLst/>
@@ -1723,8 +1738,6 @@
           </wp:inline>
         </w:drawing>
       </w:r>
-      <w:bookmarkStart w:id="2" w:name="_GoBack"/>
-      <w:bookmarkEnd w:id="2"/>
     </w:p>
     <w:p>
       <w:pPr>
@@ -1747,6 +1760,1866 @@
           <w:lang w:val="ru-RU"/>
         </w:rPr>
         <w:t xml:space="preserve">3. </w:t>
+      </w:r>
+      <w:r>
+        <w:rPr>
+          <w:rFonts w:ascii="Times New Roman" w:hAnsi="Times New Roman" w:cs="Times New Roman"/>
+          <w:bCs/>
+          <w:sz w:val="28"/>
+          <w:szCs w:val="28"/>
+          <w:lang w:val="ru-RU"/>
+        </w:rPr>
+        <w:t>Далее добавим рёбра (</w:t>
+      </w:r>
+      <w:r>
+        <w:rPr>
+          <w:rFonts w:ascii="Times New Roman" w:hAnsi="Times New Roman" w:cs="Times New Roman"/>
+          <w:bCs/>
+          <w:sz w:val="28"/>
+          <w:szCs w:val="28"/>
+        </w:rPr>
+        <w:t>29, 26</w:t>
+      </w:r>
+      <w:r>
+        <w:rPr>
+          <w:rFonts w:ascii="Times New Roman" w:hAnsi="Times New Roman" w:cs="Times New Roman"/>
+          <w:bCs/>
+          <w:sz w:val="28"/>
+          <w:szCs w:val="28"/>
+          <w:lang w:val="ru-RU"/>
+        </w:rPr>
+        <w:t>)</w:t>
+      </w:r>
+      <w:r>
+        <w:rPr>
+          <w:rFonts w:ascii="Times New Roman" w:hAnsi="Times New Roman" w:cs="Times New Roman"/>
+          <w:bCs/>
+          <w:sz w:val="28"/>
+          <w:szCs w:val="28"/>
+        </w:rPr>
+        <w:t xml:space="preserve">, (18, 18), (5, 11), (6, 7) </w:t>
+      </w:r>
+      <w:r>
+        <w:rPr>
+          <w:rFonts w:ascii="Times New Roman" w:hAnsi="Times New Roman" w:cs="Times New Roman"/>
+          <w:bCs/>
+          <w:sz w:val="28"/>
+          <w:szCs w:val="28"/>
+          <w:lang w:val="ru-RU"/>
+        </w:rPr>
+        <w:t xml:space="preserve">и </w:t>
+      </w:r>
+      <w:r>
+        <w:rPr>
+          <w:rFonts w:ascii="Times New Roman" w:hAnsi="Times New Roman" w:cs="Times New Roman"/>
+          <w:bCs/>
+          <w:sz w:val="28"/>
+          <w:szCs w:val="28"/>
+        </w:rPr>
+        <w:t xml:space="preserve">(10, 16), </w:t>
+      </w:r>
+      <w:r>
+        <w:rPr>
+          <w:rFonts w:ascii="Times New Roman" w:hAnsi="Times New Roman" w:cs="Times New Roman"/>
+          <w:bCs/>
+          <w:sz w:val="28"/>
+          <w:szCs w:val="28"/>
+          <w:lang w:val="ru-RU"/>
+        </w:rPr>
+        <w:t>но только при условии, что указанные вершины существуют.</w:t>
+      </w:r>
+    </w:p>
+    <w:p>
+      <w:pPr>
+        <w:spacing w:after="0" w:line="360" w:lineRule="auto"/>
+        <w:jc w:val="center"/>
+        <w:rPr>
+          <w:rFonts w:ascii="Times New Roman" w:hAnsi="Times New Roman" w:cs="Times New Roman"/>
+          <w:bCs/>
+          <w:sz w:val="28"/>
+          <w:szCs w:val="28"/>
+          <w:lang w:val="ru-RU"/>
+        </w:rPr>
+      </w:pPr>
+      <w:r>
+        <w:rPr>
+          <w:rFonts w:ascii="Times New Roman" w:hAnsi="Times New Roman" w:cs="Times New Roman"/>
+          <w:bCs/>
+          <w:sz w:val="28"/>
+          <w:szCs w:val="28"/>
+          <w:lang w:val="ru-RU"/>
+        </w:rPr>
+        <w:drawing>
+          <wp:inline distT="0" distB="0" distL="0" distR="0" wp14:anchorId="3B6B35E4" wp14:editId="1C1A2B0D">
+            <wp:extent cx="5376333" cy="4584242"/>
+            <wp:effectExtent l="0" t="0" r="0" b="6985"/>
+            <wp:docPr id="15" name="Рисунок 15"/>
+            <wp:cNvGraphicFramePr>
+              <a:graphicFrameLocks xmlns:a="http://schemas.openxmlformats.org/drawingml/2006/main" noChangeAspect="1"/>
+            </wp:cNvGraphicFramePr>
+            <a:graphic xmlns:a="http://schemas.openxmlformats.org/drawingml/2006/main">
+              <a:graphicData uri="http://schemas.openxmlformats.org/drawingml/2006/picture">
+                <pic:pic xmlns:pic="http://schemas.openxmlformats.org/drawingml/2006/picture">
+                  <pic:nvPicPr>
+                    <pic:cNvPr id="1" name=""/>
+                    <pic:cNvPicPr/>
+                  </pic:nvPicPr>
+                  <pic:blipFill>
+                    <a:blip r:embed="rId15"/>
+                    <a:stretch>
+                      <a:fillRect/>
+                    </a:stretch>
+                  </pic:blipFill>
+                  <pic:spPr>
+                    <a:xfrm>
+                      <a:off x="0" y="0"/>
+                      <a:ext cx="5384318" cy="4591050"/>
+                    </a:xfrm>
+                    <a:prstGeom prst="rect">
+                      <a:avLst/>
+                    </a:prstGeom>
+                  </pic:spPr>
+                </pic:pic>
+              </a:graphicData>
+            </a:graphic>
+          </wp:inline>
+        </w:drawing>
+      </w:r>
+    </w:p>
+    <w:p>
+      <w:pPr>
+        <w:spacing w:after="0" w:line="360" w:lineRule="auto"/>
+        <w:ind w:firstLine="709"/>
+        <w:rPr>
+          <w:rFonts w:ascii="Times New Roman" w:hAnsi="Times New Roman" w:cs="Times New Roman"/>
+          <w:bCs/>
+          <w:sz w:val="28"/>
+          <w:szCs w:val="28"/>
+        </w:rPr>
+      </w:pPr>
+      <w:r>
+        <w:rPr>
+          <w:rFonts w:ascii="Times New Roman" w:hAnsi="Times New Roman" w:cs="Times New Roman"/>
+          <w:bCs/>
+          <w:sz w:val="28"/>
+          <w:szCs w:val="28"/>
+          <w:lang w:val="ru-RU"/>
+        </w:rPr>
+        <w:lastRenderedPageBreak/>
+        <w:t>Таким образом, добавл</w:t>
+      </w:r>
+      <w:r>
+        <w:rPr>
+          <w:rFonts w:ascii="Times New Roman" w:hAnsi="Times New Roman" w:cs="Times New Roman"/>
+          <w:bCs/>
+          <w:sz w:val="28"/>
+          <w:szCs w:val="28"/>
+          <w:lang w:val="ru-RU"/>
+        </w:rPr>
+        <w:t xml:space="preserve">ено 2 ребра: </w:t>
+      </w:r>
+      <w:r>
+        <w:rPr>
+          <w:rFonts w:ascii="Times New Roman" w:hAnsi="Times New Roman" w:cs="Times New Roman"/>
+          <w:bCs/>
+          <w:sz w:val="28"/>
+          <w:szCs w:val="28"/>
+          <w:lang w:val="ru-RU"/>
+        </w:rPr>
+        <w:t>(6</w:t>
+      </w:r>
+      <w:r>
+        <w:rPr>
+          <w:rFonts w:ascii="Times New Roman" w:hAnsi="Times New Roman" w:cs="Times New Roman"/>
+          <w:bCs/>
+          <w:sz w:val="28"/>
+          <w:szCs w:val="28"/>
+        </w:rPr>
+        <w:t>, 7</w:t>
+      </w:r>
+      <w:r>
+        <w:rPr>
+          <w:rFonts w:ascii="Times New Roman" w:hAnsi="Times New Roman" w:cs="Times New Roman"/>
+          <w:bCs/>
+          <w:sz w:val="28"/>
+          <w:szCs w:val="28"/>
+          <w:lang w:val="ru-RU"/>
+        </w:rPr>
+        <w:t xml:space="preserve">) и </w:t>
+      </w:r>
+      <w:r>
+        <w:rPr>
+          <w:rFonts w:ascii="Times New Roman" w:hAnsi="Times New Roman" w:cs="Times New Roman"/>
+          <w:bCs/>
+          <w:sz w:val="28"/>
+          <w:szCs w:val="28"/>
+        </w:rPr>
+        <w:t>(5, 11).</w:t>
+      </w:r>
+    </w:p>
+    <w:p>
+      <w:pPr>
+        <w:spacing w:after="0" w:line="360" w:lineRule="auto"/>
+        <w:ind w:firstLine="709"/>
+        <w:rPr>
+          <w:rFonts w:ascii="Times New Roman" w:hAnsi="Times New Roman" w:cs="Times New Roman"/>
+          <w:bCs/>
+          <w:sz w:val="28"/>
+          <w:szCs w:val="28"/>
+          <w:lang w:val="ru-RU"/>
+        </w:rPr>
+      </w:pPr>
+      <w:r>
+        <w:rPr>
+          <w:rFonts w:ascii="Times New Roman" w:hAnsi="Times New Roman" w:cs="Times New Roman"/>
+          <w:bCs/>
+          <w:sz w:val="28"/>
+          <w:szCs w:val="28"/>
+          <w:lang w:val="ru-RU"/>
+        </w:rPr>
+        <w:t>Выведем соседние узлы 3 вершины:</w:t>
+      </w:r>
+    </w:p>
+    <w:p>
+      <w:pPr>
+        <w:spacing w:after="0" w:line="360" w:lineRule="auto"/>
+        <w:ind w:firstLine="709"/>
+        <w:rPr>
+          <w:rFonts w:ascii="Times New Roman" w:hAnsi="Times New Roman" w:cs="Times New Roman"/>
+          <w:bCs/>
+          <w:sz w:val="28"/>
+          <w:szCs w:val="28"/>
+          <w:lang w:val="ru-RU"/>
+        </w:rPr>
+      </w:pPr>
+      <w:r>
+        <w:rPr>
+          <w:rFonts w:ascii="Times New Roman" w:hAnsi="Times New Roman" w:cs="Times New Roman"/>
+          <w:bCs/>
+          <w:sz w:val="28"/>
+          <w:szCs w:val="28"/>
+          <w:lang w:val="ru-RU"/>
+        </w:rPr>
+        <w:drawing>
+          <wp:inline distT="0" distB="0" distL="0" distR="0" wp14:anchorId="430FB145" wp14:editId="4C106BFF">
+            <wp:extent cx="3181794" cy="533474"/>
+            <wp:effectExtent l="0" t="0" r="0" b="0"/>
+            <wp:docPr id="16" name="Рисунок 16"/>
+            <wp:cNvGraphicFramePr>
+              <a:graphicFrameLocks xmlns:a="http://schemas.openxmlformats.org/drawingml/2006/main" noChangeAspect="1"/>
+            </wp:cNvGraphicFramePr>
+            <a:graphic xmlns:a="http://schemas.openxmlformats.org/drawingml/2006/main">
+              <a:graphicData uri="http://schemas.openxmlformats.org/drawingml/2006/picture">
+                <pic:pic xmlns:pic="http://schemas.openxmlformats.org/drawingml/2006/picture">
+                  <pic:nvPicPr>
+                    <pic:cNvPr id="1" name=""/>
+                    <pic:cNvPicPr/>
+                  </pic:nvPicPr>
+                  <pic:blipFill>
+                    <a:blip r:embed="rId16"/>
+                    <a:stretch>
+                      <a:fillRect/>
+                    </a:stretch>
+                  </pic:blipFill>
+                  <pic:spPr>
+                    <a:xfrm>
+                      <a:off x="0" y="0"/>
+                      <a:ext cx="3181794" cy="533474"/>
+                    </a:xfrm>
+                    <a:prstGeom prst="rect">
+                      <a:avLst/>
+                    </a:prstGeom>
+                  </pic:spPr>
+                </pic:pic>
+              </a:graphicData>
+            </a:graphic>
+          </wp:inline>
+        </w:drawing>
+      </w:r>
+    </w:p>
+    <w:p>
+      <w:pPr>
+        <w:spacing w:after="0" w:line="360" w:lineRule="auto"/>
+        <w:ind w:firstLine="709"/>
+        <w:rPr>
+          <w:rFonts w:ascii="Times New Roman" w:hAnsi="Times New Roman" w:cs="Times New Roman"/>
+          <w:bCs/>
+          <w:sz w:val="28"/>
+          <w:szCs w:val="28"/>
+          <w:lang w:val="ru-RU"/>
+        </w:rPr>
+      </w:pPr>
+      <w:r>
+        <w:rPr>
+          <w:rFonts w:ascii="Times New Roman" w:hAnsi="Times New Roman" w:cs="Times New Roman"/>
+          <w:bCs/>
+          <w:sz w:val="28"/>
+          <w:szCs w:val="28"/>
+          <w:lang w:val="ru-RU"/>
+        </w:rPr>
+        <w:t>А также рёбра, инцидентные этой вершине:</w:t>
+      </w:r>
+    </w:p>
+    <w:p>
+      <w:pPr>
+        <w:spacing w:after="0" w:line="360" w:lineRule="auto"/>
+        <w:ind w:firstLine="709"/>
+        <w:rPr>
+          <w:rFonts w:ascii="Times New Roman" w:hAnsi="Times New Roman" w:cs="Times New Roman"/>
+          <w:bCs/>
+          <w:sz w:val="28"/>
+          <w:szCs w:val="28"/>
+          <w:lang w:val="ru-RU"/>
+        </w:rPr>
+      </w:pPr>
+      <w:r>
+        <w:rPr>
+          <w:rFonts w:ascii="Times New Roman" w:hAnsi="Times New Roman" w:cs="Times New Roman"/>
+          <w:bCs/>
+          <w:sz w:val="28"/>
+          <w:szCs w:val="28"/>
+          <w:lang w:val="ru-RU"/>
+        </w:rPr>
+        <w:drawing>
+          <wp:inline distT="0" distB="0" distL="0" distR="0" wp14:anchorId="2271C143" wp14:editId="010FE635">
+            <wp:extent cx="5639587" cy="543001"/>
+            <wp:effectExtent l="0" t="0" r="0" b="9525"/>
+            <wp:docPr id="17" name="Рисунок 17"/>
+            <wp:cNvGraphicFramePr>
+              <a:graphicFrameLocks xmlns:a="http://schemas.openxmlformats.org/drawingml/2006/main" noChangeAspect="1"/>
+            </wp:cNvGraphicFramePr>
+            <a:graphic xmlns:a="http://schemas.openxmlformats.org/drawingml/2006/main">
+              <a:graphicData uri="http://schemas.openxmlformats.org/drawingml/2006/picture">
+                <pic:pic xmlns:pic="http://schemas.openxmlformats.org/drawingml/2006/picture">
+                  <pic:nvPicPr>
+                    <pic:cNvPr id="1" name=""/>
+                    <pic:cNvPicPr/>
+                  </pic:nvPicPr>
+                  <pic:blipFill>
+                    <a:blip r:embed="rId17"/>
+                    <a:stretch>
+                      <a:fillRect/>
+                    </a:stretch>
+                  </pic:blipFill>
+                  <pic:spPr>
+                    <a:xfrm>
+                      <a:off x="0" y="0"/>
+                      <a:ext cx="5639587" cy="543001"/>
+                    </a:xfrm>
+                    <a:prstGeom prst="rect">
+                      <a:avLst/>
+                    </a:prstGeom>
+                  </pic:spPr>
+                </pic:pic>
+              </a:graphicData>
+            </a:graphic>
+          </wp:inline>
+        </w:drawing>
+      </w:r>
+    </w:p>
+    <w:p>
+      <w:pPr>
+        <w:spacing w:after="0" w:line="360" w:lineRule="auto"/>
+        <w:ind w:firstLine="709"/>
+        <w:rPr>
+          <w:rFonts w:ascii="Times New Roman" w:hAnsi="Times New Roman" w:cs="Times New Roman"/>
+          <w:bCs/>
+          <w:sz w:val="28"/>
+          <w:szCs w:val="28"/>
+          <w:lang w:val="ru-RU"/>
+        </w:rPr>
+      </w:pPr>
+      <w:r>
+        <w:rPr>
+          <w:rFonts w:ascii="Times New Roman" w:hAnsi="Times New Roman" w:cs="Times New Roman"/>
+          <w:bCs/>
+          <w:sz w:val="28"/>
+          <w:szCs w:val="28"/>
+          <w:lang w:val="ru-RU"/>
+        </w:rPr>
+        <w:t>Проверим связь между вершинами 13 и 15:</w:t>
+      </w:r>
+    </w:p>
+    <w:p>
+      <w:pPr>
+        <w:spacing w:after="0" w:line="360" w:lineRule="auto"/>
+        <w:ind w:firstLine="709"/>
+        <w:rPr>
+          <w:rFonts w:ascii="Times New Roman" w:hAnsi="Times New Roman" w:cs="Times New Roman"/>
+          <w:bCs/>
+          <w:sz w:val="28"/>
+          <w:szCs w:val="28"/>
+          <w:lang w:val="ru-RU"/>
+        </w:rPr>
+      </w:pPr>
+      <w:r>
+        <w:rPr>
+          <w:rFonts w:ascii="Times New Roman" w:hAnsi="Times New Roman" w:cs="Times New Roman"/>
+          <w:bCs/>
+          <w:sz w:val="28"/>
+          <w:szCs w:val="28"/>
+          <w:lang w:val="ru-RU"/>
+        </w:rPr>
+        <w:drawing>
+          <wp:inline distT="0" distB="0" distL="0" distR="0" wp14:anchorId="3BE77F10" wp14:editId="3B026127">
+            <wp:extent cx="3400900" cy="400106"/>
+            <wp:effectExtent l="0" t="0" r="0" b="0"/>
+            <wp:docPr id="18" name="Рисунок 18"/>
+            <wp:cNvGraphicFramePr>
+              <a:graphicFrameLocks xmlns:a="http://schemas.openxmlformats.org/drawingml/2006/main" noChangeAspect="1"/>
+            </wp:cNvGraphicFramePr>
+            <a:graphic xmlns:a="http://schemas.openxmlformats.org/drawingml/2006/main">
+              <a:graphicData uri="http://schemas.openxmlformats.org/drawingml/2006/picture">
+                <pic:pic xmlns:pic="http://schemas.openxmlformats.org/drawingml/2006/picture">
+                  <pic:nvPicPr>
+                    <pic:cNvPr id="1" name=""/>
+                    <pic:cNvPicPr/>
+                  </pic:nvPicPr>
+                  <pic:blipFill>
+                    <a:blip r:embed="rId18"/>
+                    <a:stretch>
+                      <a:fillRect/>
+                    </a:stretch>
+                  </pic:blipFill>
+                  <pic:spPr>
+                    <a:xfrm>
+                      <a:off x="0" y="0"/>
+                      <a:ext cx="3400900" cy="400106"/>
+                    </a:xfrm>
+                    <a:prstGeom prst="rect">
+                      <a:avLst/>
+                    </a:prstGeom>
+                  </pic:spPr>
+                </pic:pic>
+              </a:graphicData>
+            </a:graphic>
+          </wp:inline>
+        </w:drawing>
+      </w:r>
+    </w:p>
+    <w:p>
+      <w:pPr>
+        <w:spacing w:after="0" w:line="360" w:lineRule="auto"/>
+        <w:ind w:firstLine="709"/>
+        <w:rPr>
+          <w:rFonts w:ascii="Times New Roman" w:hAnsi="Times New Roman" w:cs="Times New Roman"/>
+          <w:bCs/>
+          <w:sz w:val="28"/>
+          <w:szCs w:val="28"/>
+          <w:lang w:val="ru-RU"/>
+        </w:rPr>
+      </w:pPr>
+      <w:r>
+        <w:rPr>
+          <w:rFonts w:ascii="Times New Roman" w:hAnsi="Times New Roman" w:cs="Times New Roman"/>
+          <w:bCs/>
+          <w:sz w:val="28"/>
+          <w:szCs w:val="28"/>
+          <w:lang w:val="ru-RU"/>
+        </w:rPr>
+        <w:t>Данн</w:t>
+      </w:r>
+      <w:r>
+        <w:rPr>
+          <w:rFonts w:ascii="Times New Roman" w:hAnsi="Times New Roman" w:cs="Times New Roman"/>
+          <w:bCs/>
+          <w:sz w:val="28"/>
+          <w:szCs w:val="28"/>
+          <w:lang w:val="ru-RU"/>
+        </w:rPr>
+        <w:t>ые вершины действительно соединены</w:t>
+      </w:r>
+      <w:r>
+        <w:rPr>
+          <w:rFonts w:ascii="Times New Roman" w:hAnsi="Times New Roman" w:cs="Times New Roman"/>
+          <w:bCs/>
+          <w:sz w:val="28"/>
+          <w:szCs w:val="28"/>
+          <w:lang w:val="ru-RU"/>
+        </w:rPr>
+        <w:t>.</w:t>
+      </w:r>
+    </w:p>
+    <w:p>
+      <w:pPr>
+        <w:spacing w:after="0" w:line="360" w:lineRule="auto"/>
+        <w:ind w:firstLine="709"/>
+        <w:rPr>
+          <w:rFonts w:ascii="Times New Roman" w:hAnsi="Times New Roman" w:cs="Times New Roman"/>
+          <w:bCs/>
+          <w:sz w:val="28"/>
+          <w:szCs w:val="28"/>
+          <w:lang w:val="ru-RU"/>
+        </w:rPr>
+      </w:pPr>
+      <w:r>
+        <w:rPr>
+          <w:rFonts w:ascii="Times New Roman" w:hAnsi="Times New Roman" w:cs="Times New Roman"/>
+          <w:bCs/>
+          <w:sz w:val="28"/>
+          <w:szCs w:val="28"/>
+          <w:lang w:val="ru-RU"/>
+        </w:rPr>
+        <w:t>Фрагмент матрицы смежности:</w:t>
+      </w:r>
+    </w:p>
+    <w:p>
+      <w:pPr>
+        <w:spacing w:after="0" w:line="360" w:lineRule="auto"/>
+        <w:jc w:val="center"/>
+        <w:rPr>
+          <w:rFonts w:ascii="Times New Roman" w:hAnsi="Times New Roman" w:cs="Times New Roman"/>
+          <w:bCs/>
+          <w:sz w:val="28"/>
+          <w:szCs w:val="28"/>
+          <w:lang w:val="ru-RU"/>
+        </w:rPr>
+      </w:pPr>
+      <w:r>
+        <w:rPr>
+          <w:rFonts w:ascii="Times New Roman" w:hAnsi="Times New Roman" w:cs="Times New Roman"/>
+          <w:bCs/>
+          <w:sz w:val="28"/>
+          <w:szCs w:val="28"/>
+          <w:lang w:val="ru-RU"/>
+        </w:rPr>
+        <w:drawing>
+          <wp:inline distT="0" distB="0" distL="0" distR="0" wp14:anchorId="7A10E9A5" wp14:editId="75E06356">
+            <wp:extent cx="2743583" cy="2610214"/>
+            <wp:effectExtent l="0" t="0" r="0" b="0"/>
+            <wp:docPr id="19" name="Рисунок 19"/>
+            <wp:cNvGraphicFramePr>
+              <a:graphicFrameLocks xmlns:a="http://schemas.openxmlformats.org/drawingml/2006/main" noChangeAspect="1"/>
+            </wp:cNvGraphicFramePr>
+            <a:graphic xmlns:a="http://schemas.openxmlformats.org/drawingml/2006/main">
+              <a:graphicData uri="http://schemas.openxmlformats.org/drawingml/2006/picture">
+                <pic:pic xmlns:pic="http://schemas.openxmlformats.org/drawingml/2006/picture">
+                  <pic:nvPicPr>
+                    <pic:cNvPr id="1" name=""/>
+                    <pic:cNvPicPr/>
+                  </pic:nvPicPr>
+                  <pic:blipFill>
+                    <a:blip r:embed="rId19"/>
+                    <a:stretch>
+                      <a:fillRect/>
+                    </a:stretch>
+                  </pic:blipFill>
+                  <pic:spPr>
+                    <a:xfrm>
+                      <a:off x="0" y="0"/>
+                      <a:ext cx="2743583" cy="2610214"/>
+                    </a:xfrm>
+                    <a:prstGeom prst="rect">
+                      <a:avLst/>
+                    </a:prstGeom>
+                  </pic:spPr>
+                </pic:pic>
+              </a:graphicData>
+            </a:graphic>
+          </wp:inline>
+        </w:drawing>
+      </w:r>
+    </w:p>
+    <w:p>
+      <w:pPr>
+        <w:spacing w:after="0" w:line="360" w:lineRule="auto"/>
+        <w:ind w:firstLine="709"/>
+        <w:rPr>
+          <w:rFonts w:ascii="Times New Roman" w:hAnsi="Times New Roman" w:cs="Times New Roman"/>
+          <w:bCs/>
+          <w:sz w:val="28"/>
+          <w:szCs w:val="28"/>
+          <w:lang w:val="ru-RU"/>
+        </w:rPr>
+      </w:pPr>
+      <w:r>
+        <w:rPr>
+          <w:rFonts w:ascii="Times New Roman" w:hAnsi="Times New Roman" w:cs="Times New Roman"/>
+          <w:bCs/>
+          <w:sz w:val="28"/>
+          <w:szCs w:val="28"/>
+          <w:lang w:val="ru-RU"/>
+        </w:rPr>
+        <w:t xml:space="preserve">4. </w:t>
+      </w:r>
+      <w:r>
+        <w:rPr>
+          <w:rFonts w:ascii="Times New Roman" w:hAnsi="Times New Roman" w:cs="Times New Roman"/>
+          <w:bCs/>
+          <w:sz w:val="28"/>
+          <w:szCs w:val="28"/>
+          <w:lang w:val="ru-RU"/>
+        </w:rPr>
+        <w:t>Далее добавим новую вершину и присоединим её к вершине с наибольшим числом соседей, а также проименуем все вершины заглавными латинскими буквами:</w:t>
+      </w:r>
+    </w:p>
+    <w:p>
+      <w:pPr>
+        <w:spacing w:after="0" w:line="360" w:lineRule="auto"/>
+        <w:jc w:val="center"/>
+        <w:rPr>
+          <w:rFonts w:ascii="Times New Roman" w:hAnsi="Times New Roman" w:cs="Times New Roman"/>
+          <w:bCs/>
+          <w:sz w:val="28"/>
+          <w:szCs w:val="28"/>
+          <w:lang w:val="ru-RU"/>
+        </w:rPr>
+      </w:pPr>
+      <w:r>
+        <w:rPr>
+          <w:rFonts w:ascii="Times New Roman" w:hAnsi="Times New Roman" w:cs="Times New Roman"/>
+          <w:bCs/>
+          <w:sz w:val="28"/>
+          <w:szCs w:val="28"/>
+          <w:lang w:val="ru-RU"/>
+        </w:rPr>
+        <w:lastRenderedPageBreak/>
+        <w:drawing>
+          <wp:inline distT="0" distB="0" distL="0" distR="0" wp14:anchorId="57CF625E" wp14:editId="2CCCB62D">
+            <wp:extent cx="5173434" cy="5054600"/>
+            <wp:effectExtent l="0" t="0" r="8255" b="0"/>
+            <wp:docPr id="20" name="Рисунок 20"/>
+            <wp:cNvGraphicFramePr>
+              <a:graphicFrameLocks xmlns:a="http://schemas.openxmlformats.org/drawingml/2006/main" noChangeAspect="1"/>
+            </wp:cNvGraphicFramePr>
+            <a:graphic xmlns:a="http://schemas.openxmlformats.org/drawingml/2006/main">
+              <a:graphicData uri="http://schemas.openxmlformats.org/drawingml/2006/picture">
+                <pic:pic xmlns:pic="http://schemas.openxmlformats.org/drawingml/2006/picture">
+                  <pic:nvPicPr>
+                    <pic:cNvPr id="1" name=""/>
+                    <pic:cNvPicPr/>
+                  </pic:nvPicPr>
+                  <pic:blipFill>
+                    <a:blip r:embed="rId20"/>
+                    <a:stretch>
+                      <a:fillRect/>
+                    </a:stretch>
+                  </pic:blipFill>
+                  <pic:spPr>
+                    <a:xfrm>
+                      <a:off x="0" y="0"/>
+                      <a:ext cx="5177766" cy="5058833"/>
+                    </a:xfrm>
+                    <a:prstGeom prst="rect">
+                      <a:avLst/>
+                    </a:prstGeom>
+                  </pic:spPr>
+                </pic:pic>
+              </a:graphicData>
+            </a:graphic>
+          </wp:inline>
+        </w:drawing>
+      </w:r>
+    </w:p>
+    <w:p>
+      <w:pPr>
+        <w:spacing w:after="0" w:line="360" w:lineRule="auto"/>
+        <w:ind w:firstLine="709"/>
+        <w:rPr>
+          <w:rFonts w:ascii="Times New Roman" w:hAnsi="Times New Roman" w:cs="Times New Roman"/>
+          <w:bCs/>
+          <w:sz w:val="28"/>
+          <w:szCs w:val="28"/>
+          <w:lang w:val="ru-RU"/>
+        </w:rPr>
+      </w:pPr>
+      <w:r>
+        <w:rPr>
+          <w:rFonts w:ascii="Times New Roman" w:hAnsi="Times New Roman" w:cs="Times New Roman"/>
+          <w:bCs/>
+          <w:sz w:val="28"/>
+          <w:szCs w:val="28"/>
+          <w:lang w:val="ru-RU"/>
+        </w:rPr>
+        <w:t>Матрица</w:t>
+      </w:r>
+      <w:r>
+        <w:rPr>
+          <w:rFonts w:ascii="Times New Roman" w:hAnsi="Times New Roman" w:cs="Times New Roman"/>
+          <w:bCs/>
+          <w:sz w:val="28"/>
+          <w:szCs w:val="28"/>
+          <w:lang w:val="ru-RU"/>
+        </w:rPr>
+        <w:t xml:space="preserve"> смежности:</w:t>
+      </w:r>
+    </w:p>
+    <w:p>
+      <w:pPr>
+        <w:spacing w:after="0" w:line="360" w:lineRule="auto"/>
+        <w:jc w:val="center"/>
+        <w:rPr>
+          <w:rFonts w:ascii="Times New Roman" w:hAnsi="Times New Roman" w:cs="Times New Roman"/>
+          <w:bCs/>
+          <w:sz w:val="28"/>
+          <w:szCs w:val="28"/>
+          <w:lang w:val="ru-RU"/>
+        </w:rPr>
+      </w:pPr>
+      <w:r>
+        <w:rPr>
+          <w:rFonts w:ascii="Times New Roman" w:hAnsi="Times New Roman" w:cs="Times New Roman"/>
+          <w:bCs/>
+          <w:sz w:val="28"/>
+          <w:szCs w:val="28"/>
+          <w:lang w:val="ru-RU"/>
+        </w:rPr>
+        <w:drawing>
+          <wp:inline distT="0" distB="0" distL="0" distR="0" wp14:anchorId="0D1DC108" wp14:editId="498303FB">
+            <wp:extent cx="2896004" cy="2762636"/>
+            <wp:effectExtent l="0" t="0" r="0" b="0"/>
+            <wp:docPr id="21" name="Рисунок 21"/>
+            <wp:cNvGraphicFramePr>
+              <a:graphicFrameLocks xmlns:a="http://schemas.openxmlformats.org/drawingml/2006/main" noChangeAspect="1"/>
+            </wp:cNvGraphicFramePr>
+            <a:graphic xmlns:a="http://schemas.openxmlformats.org/drawingml/2006/main">
+              <a:graphicData uri="http://schemas.openxmlformats.org/drawingml/2006/picture">
+                <pic:pic xmlns:pic="http://schemas.openxmlformats.org/drawingml/2006/picture">
+                  <pic:nvPicPr>
+                    <pic:cNvPr id="1" name=""/>
+                    <pic:cNvPicPr/>
+                  </pic:nvPicPr>
+                  <pic:blipFill>
+                    <a:blip r:embed="rId21"/>
+                    <a:stretch>
+                      <a:fillRect/>
+                    </a:stretch>
+                  </pic:blipFill>
+                  <pic:spPr>
+                    <a:xfrm>
+                      <a:off x="0" y="0"/>
+                      <a:ext cx="2896004" cy="2762636"/>
+                    </a:xfrm>
+                    <a:prstGeom prst="rect">
+                      <a:avLst/>
+                    </a:prstGeom>
+                  </pic:spPr>
+                </pic:pic>
+              </a:graphicData>
+            </a:graphic>
+          </wp:inline>
+        </w:drawing>
+      </w:r>
+    </w:p>
+    <w:p>
+      <w:pPr>
+        <w:spacing w:after="0" w:line="360" w:lineRule="auto"/>
+        <w:ind w:firstLine="709"/>
+        <w:rPr>
+          <w:rFonts w:ascii="Times New Roman" w:hAnsi="Times New Roman" w:cs="Times New Roman"/>
+          <w:bCs/>
+          <w:sz w:val="28"/>
+          <w:szCs w:val="28"/>
+          <w:lang w:val="ru-RU"/>
+        </w:rPr>
+      </w:pPr>
+      <w:r>
+        <w:rPr>
+          <w:rFonts w:ascii="Times New Roman" w:hAnsi="Times New Roman" w:cs="Times New Roman"/>
+          <w:bCs/>
+          <w:sz w:val="28"/>
+          <w:szCs w:val="28"/>
+          <w:lang w:val="ru-RU"/>
+        </w:rPr>
+        <w:lastRenderedPageBreak/>
+        <w:t>Выведем все вершины, для которых значение связности меньше 5 и больше 2:</w:t>
+      </w:r>
+    </w:p>
+    <w:p>
+      <w:pPr>
+        <w:spacing w:after="0" w:line="360" w:lineRule="auto"/>
+        <w:ind w:firstLine="709"/>
+        <w:rPr>
+          <w:rFonts w:ascii="Times New Roman" w:hAnsi="Times New Roman" w:cs="Times New Roman"/>
+          <w:bCs/>
+          <w:sz w:val="28"/>
+          <w:szCs w:val="28"/>
+          <w:lang w:val="ru-RU"/>
+        </w:rPr>
+      </w:pPr>
+      <w:r>
+        <w:rPr>
+          <w:rFonts w:ascii="Times New Roman" w:hAnsi="Times New Roman" w:cs="Times New Roman"/>
+          <w:bCs/>
+          <w:sz w:val="28"/>
+          <w:szCs w:val="28"/>
+          <w:lang w:val="ru-RU"/>
+        </w:rPr>
+        <w:drawing>
+          <wp:inline distT="0" distB="0" distL="0" distR="0" wp14:anchorId="18EE2500" wp14:editId="030E3AE2">
+            <wp:extent cx="4410691" cy="695422"/>
+            <wp:effectExtent l="0" t="0" r="9525" b="9525"/>
+            <wp:docPr id="22" name="Рисунок 22"/>
+            <wp:cNvGraphicFramePr>
+              <a:graphicFrameLocks xmlns:a="http://schemas.openxmlformats.org/drawingml/2006/main" noChangeAspect="1"/>
+            </wp:cNvGraphicFramePr>
+            <a:graphic xmlns:a="http://schemas.openxmlformats.org/drawingml/2006/main">
+              <a:graphicData uri="http://schemas.openxmlformats.org/drawingml/2006/picture">
+                <pic:pic xmlns:pic="http://schemas.openxmlformats.org/drawingml/2006/picture">
+                  <pic:nvPicPr>
+                    <pic:cNvPr id="1" name=""/>
+                    <pic:cNvPicPr/>
+                  </pic:nvPicPr>
+                  <pic:blipFill>
+                    <a:blip r:embed="rId22"/>
+                    <a:stretch>
+                      <a:fillRect/>
+                    </a:stretch>
+                  </pic:blipFill>
+                  <pic:spPr>
+                    <a:xfrm>
+                      <a:off x="0" y="0"/>
+                      <a:ext cx="4410691" cy="695422"/>
+                    </a:xfrm>
+                    <a:prstGeom prst="rect">
+                      <a:avLst/>
+                    </a:prstGeom>
+                  </pic:spPr>
+                </pic:pic>
+              </a:graphicData>
+            </a:graphic>
+          </wp:inline>
+        </w:drawing>
+      </w:r>
+    </w:p>
+    <w:p>
+      <w:pPr>
+        <w:spacing w:after="0" w:line="360" w:lineRule="auto"/>
+        <w:ind w:firstLine="709"/>
+        <w:rPr>
+          <w:rFonts w:ascii="Times New Roman" w:hAnsi="Times New Roman" w:cs="Times New Roman"/>
+          <w:bCs/>
+          <w:sz w:val="28"/>
+          <w:szCs w:val="28"/>
+          <w:lang w:val="ru-RU"/>
+        </w:rPr>
+      </w:pPr>
+      <w:r>
+        <w:rPr>
+          <w:rFonts w:ascii="Times New Roman" w:hAnsi="Times New Roman" w:cs="Times New Roman"/>
+          <w:bCs/>
+          <w:sz w:val="28"/>
+          <w:szCs w:val="28"/>
+          <w:lang w:val="ru-RU"/>
+        </w:rPr>
+        <w:t>5. Далее выполним 3 способа размещения графа:</w:t>
+      </w:r>
+    </w:p>
+    <w:p>
+      <w:pPr>
+        <w:spacing w:after="0" w:line="360" w:lineRule="auto"/>
+        <w:ind w:firstLine="709"/>
+        <w:rPr>
+          <w:rFonts w:ascii="Times New Roman" w:hAnsi="Times New Roman" w:cs="Times New Roman"/>
+          <w:bCs/>
+          <w:sz w:val="28"/>
+          <w:szCs w:val="28"/>
+          <w:lang w:val="ru-RU"/>
+        </w:rPr>
+      </w:pPr>
+      <w:r>
+        <w:rPr>
+          <w:rFonts w:ascii="Times New Roman" w:hAnsi="Times New Roman" w:cs="Times New Roman"/>
+          <w:bCs/>
+          <w:sz w:val="28"/>
+          <w:szCs w:val="28"/>
+          <w:lang w:val="ru-RU"/>
+        </w:rPr>
+        <w:t>1) В виде круга:</w:t>
+      </w:r>
+    </w:p>
+    <w:p>
+      <w:pPr>
+        <w:spacing w:after="0" w:line="360" w:lineRule="auto"/>
+        <w:jc w:val="center"/>
+        <w:rPr>
+          <w:rFonts w:ascii="Times New Roman" w:hAnsi="Times New Roman" w:cs="Times New Roman"/>
+          <w:bCs/>
+          <w:sz w:val="28"/>
+          <w:szCs w:val="28"/>
+          <w:lang w:val="ru-RU"/>
+        </w:rPr>
+      </w:pPr>
+      <w:r>
+        <w:rPr>
+          <w:rFonts w:ascii="Times New Roman" w:hAnsi="Times New Roman" w:cs="Times New Roman"/>
+          <w:bCs/>
+          <w:sz w:val="28"/>
+          <w:szCs w:val="28"/>
+          <w:lang w:val="ru-RU"/>
+        </w:rPr>
+        <w:drawing>
+          <wp:inline distT="0" distB="0" distL="0" distR="0" wp14:anchorId="70C4CE9C" wp14:editId="7A0C5851">
+            <wp:extent cx="5740400" cy="5079886"/>
+            <wp:effectExtent l="0" t="0" r="0" b="6985"/>
+            <wp:docPr id="23" name="Рисунок 23"/>
+            <wp:cNvGraphicFramePr>
+              <a:graphicFrameLocks xmlns:a="http://schemas.openxmlformats.org/drawingml/2006/main" noChangeAspect="1"/>
+            </wp:cNvGraphicFramePr>
+            <a:graphic xmlns:a="http://schemas.openxmlformats.org/drawingml/2006/main">
+              <a:graphicData uri="http://schemas.openxmlformats.org/drawingml/2006/picture">
+                <pic:pic xmlns:pic="http://schemas.openxmlformats.org/drawingml/2006/picture">
+                  <pic:nvPicPr>
+                    <pic:cNvPr id="1" name=""/>
+                    <pic:cNvPicPr/>
+                  </pic:nvPicPr>
+                  <pic:blipFill>
+                    <a:blip r:embed="rId23"/>
+                    <a:stretch>
+                      <a:fillRect/>
+                    </a:stretch>
+                  </pic:blipFill>
+                  <pic:spPr>
+                    <a:xfrm>
+                      <a:off x="0" y="0"/>
+                      <a:ext cx="5742078" cy="5081371"/>
+                    </a:xfrm>
+                    <a:prstGeom prst="rect">
+                      <a:avLst/>
+                    </a:prstGeom>
+                  </pic:spPr>
+                </pic:pic>
+              </a:graphicData>
+            </a:graphic>
+          </wp:inline>
+        </w:drawing>
+      </w:r>
+    </w:p>
+    <w:p>
+      <w:pPr>
+        <w:spacing w:after="0" w:line="360" w:lineRule="auto"/>
+        <w:ind w:firstLine="709"/>
+        <w:rPr>
+          <w:rFonts w:ascii="Times New Roman" w:hAnsi="Times New Roman" w:cs="Times New Roman"/>
+          <w:bCs/>
+          <w:sz w:val="28"/>
+          <w:szCs w:val="28"/>
+          <w:lang w:val="ru-RU"/>
+        </w:rPr>
+      </w:pPr>
+      <w:r>
+        <w:rPr>
+          <w:rFonts w:ascii="Times New Roman" w:hAnsi="Times New Roman" w:cs="Times New Roman"/>
+          <w:bCs/>
+          <w:sz w:val="28"/>
+          <w:szCs w:val="28"/>
+          <w:lang w:val="ru-RU"/>
+        </w:rPr>
+        <w:t>2) В виде дерева:</w:t>
+      </w:r>
+    </w:p>
+    <w:p>
+      <w:pPr>
+        <w:spacing w:after="0" w:line="360" w:lineRule="auto"/>
+        <w:jc w:val="center"/>
+        <w:rPr>
+          <w:rFonts w:ascii="Times New Roman" w:hAnsi="Times New Roman" w:cs="Times New Roman"/>
+          <w:bCs/>
+          <w:sz w:val="28"/>
+          <w:szCs w:val="28"/>
+          <w:lang w:val="ru-RU"/>
+        </w:rPr>
+      </w:pPr>
+      <w:r>
+        <w:rPr>
+          <w:rFonts w:ascii="Times New Roman" w:hAnsi="Times New Roman" w:cs="Times New Roman"/>
+          <w:bCs/>
+          <w:sz w:val="28"/>
+          <w:szCs w:val="28"/>
+          <w:lang w:val="ru-RU"/>
+        </w:rPr>
+        <w:lastRenderedPageBreak/>
+        <w:drawing>
+          <wp:inline distT="0" distB="0" distL="0" distR="0" wp14:anchorId="7F394104" wp14:editId="31DAAB25">
+            <wp:extent cx="5858934" cy="5828889"/>
+            <wp:effectExtent l="0" t="0" r="8890" b="635"/>
+            <wp:docPr id="24" name="Рисунок 24"/>
+            <wp:cNvGraphicFramePr>
+              <a:graphicFrameLocks xmlns:a="http://schemas.openxmlformats.org/drawingml/2006/main" noChangeAspect="1"/>
+            </wp:cNvGraphicFramePr>
+            <a:graphic xmlns:a="http://schemas.openxmlformats.org/drawingml/2006/main">
+              <a:graphicData uri="http://schemas.openxmlformats.org/drawingml/2006/picture">
+                <pic:pic xmlns:pic="http://schemas.openxmlformats.org/drawingml/2006/picture">
+                  <pic:nvPicPr>
+                    <pic:cNvPr id="1" name=""/>
+                    <pic:cNvPicPr/>
+                  </pic:nvPicPr>
+                  <pic:blipFill>
+                    <a:blip r:embed="rId24"/>
+                    <a:stretch>
+                      <a:fillRect/>
+                    </a:stretch>
+                  </pic:blipFill>
+                  <pic:spPr>
+                    <a:xfrm>
+                      <a:off x="0" y="0"/>
+                      <a:ext cx="5870975" cy="5840868"/>
+                    </a:xfrm>
+                    <a:prstGeom prst="rect">
+                      <a:avLst/>
+                    </a:prstGeom>
+                  </pic:spPr>
+                </pic:pic>
+              </a:graphicData>
+            </a:graphic>
+          </wp:inline>
+        </w:drawing>
+      </w:r>
+    </w:p>
+    <w:p>
+      <w:pPr>
+        <w:spacing w:after="0" w:line="360" w:lineRule="auto"/>
+        <w:ind w:firstLine="709"/>
+        <w:rPr>
+          <w:rFonts w:ascii="Times New Roman" w:hAnsi="Times New Roman" w:cs="Times New Roman"/>
+          <w:bCs/>
+          <w:sz w:val="28"/>
+          <w:szCs w:val="28"/>
+        </w:rPr>
+      </w:pPr>
+      <w:r>
+        <w:rPr>
+          <w:rFonts w:ascii="Times New Roman" w:hAnsi="Times New Roman" w:cs="Times New Roman"/>
+          <w:bCs/>
+          <w:sz w:val="28"/>
+          <w:szCs w:val="28"/>
+          <w:lang w:val="ru-RU"/>
+        </w:rPr>
+        <w:t xml:space="preserve">3) С помощью настраиваемой функции </w:t>
+      </w:r>
+      <w:r>
+        <w:rPr>
+          <w:rFonts w:ascii="Times New Roman" w:hAnsi="Times New Roman" w:cs="Times New Roman"/>
+          <w:bCs/>
+          <w:sz w:val="28"/>
+          <w:szCs w:val="28"/>
+        </w:rPr>
+        <w:t>make_lattice:</w:t>
+      </w:r>
+    </w:p>
+    <w:p>
+      <w:pPr>
+        <w:spacing w:after="0" w:line="360" w:lineRule="auto"/>
+        <w:jc w:val="center"/>
+        <w:rPr>
+          <w:rFonts w:ascii="Times New Roman" w:hAnsi="Times New Roman" w:cs="Times New Roman"/>
+          <w:bCs/>
+          <w:sz w:val="28"/>
+          <w:szCs w:val="28"/>
+        </w:rPr>
+      </w:pPr>
+      <w:r>
+        <w:rPr>
+          <w:rFonts w:ascii="Times New Roman" w:hAnsi="Times New Roman" w:cs="Times New Roman"/>
+          <w:bCs/>
+          <w:sz w:val="28"/>
+          <w:szCs w:val="28"/>
+        </w:rPr>
+        <w:lastRenderedPageBreak/>
+        <w:drawing>
+          <wp:inline distT="0" distB="0" distL="0" distR="0" wp14:anchorId="7097F0DE" wp14:editId="49420896">
+            <wp:extent cx="5715000" cy="5195399"/>
+            <wp:effectExtent l="0" t="0" r="0" b="5715"/>
+            <wp:docPr id="25" name="Рисунок 25"/>
+            <wp:cNvGraphicFramePr>
+              <a:graphicFrameLocks xmlns:a="http://schemas.openxmlformats.org/drawingml/2006/main" noChangeAspect="1"/>
+            </wp:cNvGraphicFramePr>
+            <a:graphic xmlns:a="http://schemas.openxmlformats.org/drawingml/2006/main">
+              <a:graphicData uri="http://schemas.openxmlformats.org/drawingml/2006/picture">
+                <pic:pic xmlns:pic="http://schemas.openxmlformats.org/drawingml/2006/picture">
+                  <pic:nvPicPr>
+                    <pic:cNvPr id="1" name=""/>
+                    <pic:cNvPicPr/>
+                  </pic:nvPicPr>
+                  <pic:blipFill>
+                    <a:blip r:embed="rId25"/>
+                    <a:stretch>
+                      <a:fillRect/>
+                    </a:stretch>
+                  </pic:blipFill>
+                  <pic:spPr>
+                    <a:xfrm>
+                      <a:off x="0" y="0"/>
+                      <a:ext cx="5731987" cy="5210841"/>
+                    </a:xfrm>
+                    <a:prstGeom prst="rect">
+                      <a:avLst/>
+                    </a:prstGeom>
+                  </pic:spPr>
+                </pic:pic>
+              </a:graphicData>
+            </a:graphic>
+          </wp:inline>
+        </w:drawing>
+      </w:r>
+    </w:p>
+    <w:p>
+      <w:pPr>
+        <w:spacing w:after="0" w:line="360" w:lineRule="auto"/>
+        <w:ind w:firstLine="709"/>
+        <w:rPr>
+          <w:rFonts w:ascii="Times New Roman" w:hAnsi="Times New Roman" w:cs="Times New Roman"/>
+          <w:bCs/>
+          <w:sz w:val="28"/>
+          <w:szCs w:val="28"/>
+          <w:lang w:val="ru-RU"/>
+        </w:rPr>
+      </w:pPr>
+      <w:r>
+        <w:rPr>
+          <w:rFonts w:ascii="Times New Roman" w:hAnsi="Times New Roman" w:cs="Times New Roman"/>
+          <w:bCs/>
+          <w:sz w:val="28"/>
+          <w:szCs w:val="28"/>
+        </w:rPr>
+        <w:t xml:space="preserve">6. </w:t>
+      </w:r>
+      <w:r>
+        <w:rPr>
+          <w:rFonts w:ascii="Times New Roman" w:hAnsi="Times New Roman" w:cs="Times New Roman"/>
+          <w:bCs/>
+          <w:sz w:val="28"/>
+          <w:szCs w:val="28"/>
+          <w:lang w:val="ru-RU"/>
+        </w:rPr>
+        <w:t>Измерим диаметр графа:</w:t>
+      </w:r>
+    </w:p>
+    <w:p>
+      <w:pPr>
+        <w:spacing w:after="0" w:line="360" w:lineRule="auto"/>
+        <w:ind w:firstLine="709"/>
+        <w:rPr>
+          <w:rFonts w:ascii="Times New Roman" w:hAnsi="Times New Roman" w:cs="Times New Roman"/>
+          <w:bCs/>
+          <w:sz w:val="28"/>
+          <w:szCs w:val="28"/>
+          <w:lang w:val="ru-RU"/>
+        </w:rPr>
+      </w:pPr>
+      <w:r>
+        <w:rPr>
+          <w:rFonts w:ascii="Times New Roman" w:hAnsi="Times New Roman" w:cs="Times New Roman"/>
+          <w:bCs/>
+          <w:sz w:val="28"/>
+          <w:szCs w:val="28"/>
+          <w:lang w:val="ru-RU"/>
+        </w:rPr>
+        <w:drawing>
+          <wp:inline distT="0" distB="0" distL="0" distR="0" wp14:anchorId="79B7085F" wp14:editId="7DC910C8">
+            <wp:extent cx="1267002" cy="352474"/>
+            <wp:effectExtent l="0" t="0" r="9525" b="9525"/>
+            <wp:docPr id="26" name="Рисунок 26"/>
+            <wp:cNvGraphicFramePr>
+              <a:graphicFrameLocks xmlns:a="http://schemas.openxmlformats.org/drawingml/2006/main" noChangeAspect="1"/>
+            </wp:cNvGraphicFramePr>
+            <a:graphic xmlns:a="http://schemas.openxmlformats.org/drawingml/2006/main">
+              <a:graphicData uri="http://schemas.openxmlformats.org/drawingml/2006/picture">
+                <pic:pic xmlns:pic="http://schemas.openxmlformats.org/drawingml/2006/picture">
+                  <pic:nvPicPr>
+                    <pic:cNvPr id="1" name=""/>
+                    <pic:cNvPicPr/>
+                  </pic:nvPicPr>
+                  <pic:blipFill>
+                    <a:blip r:embed="rId26"/>
+                    <a:stretch>
+                      <a:fillRect/>
+                    </a:stretch>
+                  </pic:blipFill>
+                  <pic:spPr>
+                    <a:xfrm>
+                      <a:off x="0" y="0"/>
+                      <a:ext cx="1267002" cy="352474"/>
+                    </a:xfrm>
+                    <a:prstGeom prst="rect">
+                      <a:avLst/>
+                    </a:prstGeom>
+                  </pic:spPr>
+                </pic:pic>
+              </a:graphicData>
+            </a:graphic>
+          </wp:inline>
+        </w:drawing>
+      </w:r>
+    </w:p>
+    <w:p>
+      <w:pPr>
+        <w:spacing w:after="0" w:line="360" w:lineRule="auto"/>
+        <w:ind w:firstLine="709"/>
+        <w:rPr>
+          <w:rFonts w:ascii="Times New Roman" w:hAnsi="Times New Roman" w:cs="Times New Roman"/>
+          <w:bCs/>
+          <w:sz w:val="28"/>
+          <w:szCs w:val="28"/>
+        </w:rPr>
+      </w:pPr>
+      <w:r>
+        <w:rPr>
+          <w:rFonts w:ascii="Times New Roman" w:hAnsi="Times New Roman" w:cs="Times New Roman"/>
+          <w:bCs/>
+          <w:sz w:val="28"/>
+          <w:szCs w:val="28"/>
+          <w:lang w:val="ru-RU"/>
+        </w:rPr>
+        <w:t xml:space="preserve">Определим кратчайшие пути между вершинами с помощью встроенной функции </w:t>
+      </w:r>
+      <w:r>
+        <w:rPr>
+          <w:rFonts w:ascii="Times New Roman" w:hAnsi="Times New Roman" w:cs="Times New Roman"/>
+          <w:bCs/>
+          <w:sz w:val="28"/>
+          <w:szCs w:val="28"/>
+        </w:rPr>
+        <w:t>all_shortest_paths:</w:t>
+      </w:r>
+    </w:p>
+    <w:p>
+      <w:pPr>
+        <w:spacing w:after="0" w:line="360" w:lineRule="auto"/>
+        <w:ind w:firstLine="709"/>
+        <w:rPr>
+          <w:rFonts w:ascii="Times New Roman" w:hAnsi="Times New Roman" w:cs="Times New Roman"/>
+          <w:bCs/>
+          <w:sz w:val="28"/>
+          <w:szCs w:val="28"/>
+        </w:rPr>
+      </w:pPr>
+      <w:r>
+        <w:rPr>
+          <w:rFonts w:ascii="Times New Roman" w:hAnsi="Times New Roman" w:cs="Times New Roman"/>
+          <w:bCs/>
+          <w:sz w:val="28"/>
+          <w:szCs w:val="28"/>
+        </w:rPr>
+        <w:lastRenderedPageBreak/>
+        <w:drawing>
+          <wp:inline distT="0" distB="0" distL="0" distR="0" wp14:anchorId="5AF0C944" wp14:editId="1A3DF409">
+            <wp:extent cx="3446568" cy="5875867"/>
+            <wp:effectExtent l="0" t="0" r="1905" b="0"/>
+            <wp:docPr id="28" name="Рисунок 28"/>
+            <wp:cNvGraphicFramePr>
+              <a:graphicFrameLocks xmlns:a="http://schemas.openxmlformats.org/drawingml/2006/main" noChangeAspect="1"/>
+            </wp:cNvGraphicFramePr>
+            <a:graphic xmlns:a="http://schemas.openxmlformats.org/drawingml/2006/main">
+              <a:graphicData uri="http://schemas.openxmlformats.org/drawingml/2006/picture">
+                <pic:pic xmlns:pic="http://schemas.openxmlformats.org/drawingml/2006/picture">
+                  <pic:nvPicPr>
+                    <pic:cNvPr id="1" name=""/>
+                    <pic:cNvPicPr/>
+                  </pic:nvPicPr>
+                  <pic:blipFill>
+                    <a:blip r:embed="rId27"/>
+                    <a:stretch>
+                      <a:fillRect/>
+                    </a:stretch>
+                  </pic:blipFill>
+                  <pic:spPr>
+                    <a:xfrm>
+                      <a:off x="0" y="0"/>
+                      <a:ext cx="3462507" cy="5903040"/>
+                    </a:xfrm>
+                    <a:prstGeom prst="rect">
+                      <a:avLst/>
+                    </a:prstGeom>
+                  </pic:spPr>
+                </pic:pic>
+              </a:graphicData>
+            </a:graphic>
+          </wp:inline>
+        </w:drawing>
+      </w:r>
+    </w:p>
+    <w:p>
+      <w:pPr>
+        <w:spacing w:after="0" w:line="360" w:lineRule="auto"/>
+        <w:ind w:firstLine="709"/>
+        <w:rPr>
+          <w:rFonts w:ascii="Times New Roman" w:hAnsi="Times New Roman" w:cs="Times New Roman"/>
+          <w:bCs/>
+          <w:sz w:val="28"/>
+          <w:szCs w:val="28"/>
+          <w:lang w:val="ru-RU"/>
+        </w:rPr>
+      </w:pPr>
+      <w:r>
+        <w:rPr>
+          <w:rFonts w:ascii="Times New Roman" w:hAnsi="Times New Roman" w:cs="Times New Roman"/>
+          <w:bCs/>
+          <w:sz w:val="28"/>
+          <w:szCs w:val="28"/>
+        </w:rPr>
+        <w:t xml:space="preserve">Построим граф </w:t>
+      </w:r>
+      <w:r>
+        <w:rPr>
+          <w:rFonts w:ascii="Times New Roman" w:hAnsi="Times New Roman" w:cs="Times New Roman"/>
+          <w:bCs/>
+          <w:sz w:val="28"/>
+          <w:szCs w:val="28"/>
+          <w:lang w:val="ru-RU"/>
+        </w:rPr>
+        <w:t>с величинами вершин, пропорциональными их степеням:</w:t>
+      </w:r>
+    </w:p>
+    <w:p>
+      <w:pPr>
+        <w:spacing w:after="0" w:line="360" w:lineRule="auto"/>
+        <w:jc w:val="center"/>
+        <w:rPr>
+          <w:rFonts w:ascii="Times New Roman" w:hAnsi="Times New Roman" w:cs="Times New Roman"/>
+          <w:bCs/>
+          <w:sz w:val="28"/>
+          <w:szCs w:val="28"/>
+          <w:lang w:val="ru-RU"/>
+        </w:rPr>
+      </w:pPr>
+      <w:r>
+        <w:rPr>
+          <w:rFonts w:ascii="Times New Roman" w:hAnsi="Times New Roman" w:cs="Times New Roman"/>
+          <w:bCs/>
+          <w:sz w:val="28"/>
+          <w:szCs w:val="28"/>
+          <w:lang w:val="ru-RU"/>
+        </w:rPr>
+        <w:lastRenderedPageBreak/>
+        <w:drawing>
+          <wp:inline distT="0" distB="0" distL="0" distR="0" wp14:anchorId="60A6AE5F" wp14:editId="16742C95">
+            <wp:extent cx="5071533" cy="4997844"/>
+            <wp:effectExtent l="0" t="0" r="0" b="0"/>
+            <wp:docPr id="29" name="Рисунок 29"/>
+            <wp:cNvGraphicFramePr>
+              <a:graphicFrameLocks xmlns:a="http://schemas.openxmlformats.org/drawingml/2006/main" noChangeAspect="1"/>
+            </wp:cNvGraphicFramePr>
+            <a:graphic xmlns:a="http://schemas.openxmlformats.org/drawingml/2006/main">
+              <a:graphicData uri="http://schemas.openxmlformats.org/drawingml/2006/picture">
+                <pic:pic xmlns:pic="http://schemas.openxmlformats.org/drawingml/2006/picture">
+                  <pic:nvPicPr>
+                    <pic:cNvPr id="1" name=""/>
+                    <pic:cNvPicPr/>
+                  </pic:nvPicPr>
+                  <pic:blipFill>
+                    <a:blip r:embed="rId28"/>
+                    <a:stretch>
+                      <a:fillRect/>
+                    </a:stretch>
+                  </pic:blipFill>
+                  <pic:spPr>
+                    <a:xfrm>
+                      <a:off x="0" y="0"/>
+                      <a:ext cx="5081723" cy="5007886"/>
+                    </a:xfrm>
+                    <a:prstGeom prst="rect">
+                      <a:avLst/>
+                    </a:prstGeom>
+                  </pic:spPr>
+                </pic:pic>
+              </a:graphicData>
+            </a:graphic>
+          </wp:inline>
+        </w:drawing>
+      </w:r>
+    </w:p>
+    <w:p>
+      <w:pPr>
+        <w:spacing w:after="0" w:line="360" w:lineRule="auto"/>
+        <w:ind w:firstLine="709"/>
+        <w:rPr>
+          <w:rFonts w:ascii="Times New Roman" w:hAnsi="Times New Roman" w:cs="Times New Roman"/>
+          <w:bCs/>
+          <w:sz w:val="28"/>
+          <w:szCs w:val="28"/>
+          <w:lang w:val="ru-RU"/>
+        </w:rPr>
+      </w:pPr>
+      <w:r>
+        <w:rPr>
+          <w:rFonts w:ascii="Times New Roman" w:hAnsi="Times New Roman" w:cs="Times New Roman"/>
+          <w:bCs/>
+          <w:sz w:val="28"/>
+          <w:szCs w:val="28"/>
+          <w:lang w:val="ru-RU"/>
+        </w:rPr>
+        <w:t>7.</w:t>
+      </w:r>
+      <w:r>
+        <w:rPr>
+          <w:rFonts w:ascii="Times New Roman" w:hAnsi="Times New Roman" w:cs="Times New Roman"/>
+          <w:bCs/>
+          <w:sz w:val="28"/>
+          <w:szCs w:val="28"/>
+          <w:lang w:val="ru-RU"/>
+        </w:rPr>
+        <w:t xml:space="preserve"> </w:t>
+      </w:r>
+      <w:r>
+        <w:rPr>
+          <w:rFonts w:ascii="Times New Roman" w:hAnsi="Times New Roman" w:cs="Times New Roman"/>
+          <w:bCs/>
+          <w:sz w:val="28"/>
+          <w:szCs w:val="28"/>
+          <w:lang w:val="ru-RU"/>
+        </w:rPr>
+        <w:t>Используем полученные знания для решения следующей задачи:</w:t>
+      </w:r>
+    </w:p>
+    <w:p>
+      <w:pPr>
+        <w:pStyle w:val="aff1"/>
+        <w:widowControl w:val="0"/>
+        <w:tabs>
+          <w:tab w:val="num" w:pos="426"/>
+        </w:tabs>
+        <w:autoSpaceDE w:val="0"/>
+        <w:autoSpaceDN w:val="0"/>
+        <w:adjustRightInd w:val="0"/>
+        <w:spacing w:after="0" w:line="360" w:lineRule="auto"/>
+        <w:ind w:left="0" w:firstLine="709"/>
+        <w:contextualSpacing w:val="0"/>
+        <w:jc w:val="both"/>
+        <w:rPr>
+          <w:rFonts w:ascii="Times New Roman" w:hAnsi="Times New Roman" w:cs="Times New Roman"/>
+          <w:sz w:val="28"/>
+          <w:szCs w:val="28"/>
+        </w:rPr>
+      </w:pPr>
+      <w:r>
+        <w:rPr>
+          <w:rFonts w:ascii="Times New Roman" w:hAnsi="Times New Roman" w:cs="Times New Roman"/>
+          <w:sz w:val="28"/>
+          <w:szCs w:val="28"/>
+        </w:rPr>
+        <w:t>На банкет были приглашены N VIP Персон (ОВП). Были поставлены 2 стола. Столы достаточно большие, чтобы все посетители банкета могли сесть за любой из них. Проблема заключается в том, что некоторые VIP не ладят друг с другом и не могут сидеть за одним столом. Вас попросили определить, возможно ли всех VIP рассадить за двумя столами.</w:t>
+      </w:r>
+    </w:p>
+    <w:p>
+      <w:pPr>
+        <w:spacing w:after="0" w:line="360" w:lineRule="auto"/>
+        <w:ind w:firstLine="709"/>
+        <w:rPr>
+          <w:rFonts w:ascii="Times New Roman" w:hAnsi="Times New Roman" w:cs="Times New Roman"/>
+          <w:bCs/>
+          <w:sz w:val="28"/>
+          <w:szCs w:val="28"/>
+          <w:lang w:val="ru-RU"/>
+        </w:rPr>
+      </w:pPr>
+      <w:r>
+        <w:rPr>
+          <w:rFonts w:ascii="Times New Roman" w:hAnsi="Times New Roman" w:cs="Times New Roman"/>
+          <w:bCs/>
+          <w:sz w:val="28"/>
+          <w:szCs w:val="28"/>
+          <w:lang w:val="ru-RU"/>
+        </w:rPr>
+        <w:t xml:space="preserve">Для решения данной задачи представим гостей как вершины графа, а конфликтные пары – как рёбра такого графа. Тогда задача сводится к проверке построенного графа на двудольность. В </w:t>
+      </w:r>
+      <w:r>
+        <w:rPr>
+          <w:rFonts w:ascii="Times New Roman" w:hAnsi="Times New Roman" w:cs="Times New Roman"/>
+          <w:bCs/>
+          <w:sz w:val="28"/>
+          <w:szCs w:val="28"/>
+        </w:rPr>
+        <w:t xml:space="preserve">R </w:t>
+      </w:r>
+      <w:r>
+        <w:rPr>
+          <w:rFonts w:ascii="Times New Roman" w:hAnsi="Times New Roman" w:cs="Times New Roman"/>
+          <w:bCs/>
+          <w:sz w:val="28"/>
+          <w:szCs w:val="28"/>
+          <w:lang w:val="ru-RU"/>
+        </w:rPr>
+        <w:t xml:space="preserve">это можно выполнить с помощью команды </w:t>
+      </w:r>
+      <w:r>
+        <w:rPr>
+          <w:rFonts w:ascii="Times New Roman" w:hAnsi="Times New Roman" w:cs="Times New Roman"/>
+          <w:bCs/>
+          <w:sz w:val="28"/>
+          <w:szCs w:val="28"/>
+        </w:rPr>
+        <w:t>bipartite_mapping().</w:t>
+      </w:r>
+    </w:p>
+    <w:p>
+      <w:pPr>
+        <w:spacing w:after="0" w:line="360" w:lineRule="auto"/>
+        <w:ind w:firstLine="709"/>
+        <w:rPr>
+          <w:rFonts w:ascii="Times New Roman" w:hAnsi="Times New Roman" w:cs="Times New Roman"/>
+          <w:bCs/>
+          <w:sz w:val="28"/>
+          <w:szCs w:val="28"/>
+          <w:lang w:val="ru-RU"/>
+        </w:rPr>
+      </w:pPr>
+      <w:r>
+        <w:rPr>
+          <w:rFonts w:ascii="Times New Roman" w:hAnsi="Times New Roman" w:cs="Times New Roman"/>
+          <w:bCs/>
+          <w:sz w:val="28"/>
+          <w:szCs w:val="28"/>
+          <w:lang w:val="ru-RU"/>
+        </w:rPr>
+        <w:lastRenderedPageBreak/>
+        <w:t xml:space="preserve">Проверим решение </w:t>
+      </w:r>
+      <w:r>
+        <w:rPr>
+          <w:rFonts w:ascii="Times New Roman" w:hAnsi="Times New Roman" w:cs="Times New Roman"/>
+          <w:bCs/>
+          <w:sz w:val="28"/>
+          <w:szCs w:val="28"/>
+          <w:lang w:val="ru-RU"/>
+        </w:rPr>
+        <w:t>для данных, при которых гостей нельзя рассадить за два стола по условиям задачи:</w:t>
+      </w:r>
+    </w:p>
+    <w:p>
+      <w:pPr>
+        <w:spacing w:after="0" w:line="360" w:lineRule="auto"/>
+        <w:ind w:firstLine="709"/>
+        <w:rPr>
+          <w:rFonts w:ascii="Times New Roman" w:hAnsi="Times New Roman" w:cs="Times New Roman"/>
+          <w:bCs/>
+          <w:sz w:val="28"/>
+          <w:szCs w:val="28"/>
+          <w:lang w:val="ru-RU"/>
+        </w:rPr>
+      </w:pPr>
+      <w:r>
+        <w:rPr>
+          <w:rFonts w:ascii="Times New Roman" w:hAnsi="Times New Roman" w:cs="Times New Roman"/>
+          <w:bCs/>
+          <w:sz w:val="28"/>
+          <w:szCs w:val="28"/>
+          <w:lang w:val="ru-RU"/>
+        </w:rPr>
+        <w:drawing>
+          <wp:inline distT="0" distB="0" distL="0" distR="0" wp14:anchorId="21B60761" wp14:editId="7AD3E868">
+            <wp:extent cx="3970867" cy="614460"/>
+            <wp:effectExtent l="0" t="0" r="0" b="0"/>
+            <wp:docPr id="31" name="Рисунок 31"/>
+            <wp:cNvGraphicFramePr>
+              <a:graphicFrameLocks xmlns:a="http://schemas.openxmlformats.org/drawingml/2006/main" noChangeAspect="1"/>
+            </wp:cNvGraphicFramePr>
+            <a:graphic xmlns:a="http://schemas.openxmlformats.org/drawingml/2006/main">
+              <a:graphicData uri="http://schemas.openxmlformats.org/drawingml/2006/picture">
+                <pic:pic xmlns:pic="http://schemas.openxmlformats.org/drawingml/2006/picture">
+                  <pic:nvPicPr>
+                    <pic:cNvPr id="1" name=""/>
+                    <pic:cNvPicPr/>
+                  </pic:nvPicPr>
+                  <pic:blipFill>
+                    <a:blip r:embed="rId29"/>
+                    <a:stretch>
+                      <a:fillRect/>
+                    </a:stretch>
+                  </pic:blipFill>
+                  <pic:spPr>
+                    <a:xfrm>
+                      <a:off x="0" y="0"/>
+                      <a:ext cx="4048384" cy="626455"/>
+                    </a:xfrm>
+                    <a:prstGeom prst="rect">
+                      <a:avLst/>
+                    </a:prstGeom>
+                  </pic:spPr>
+                </pic:pic>
+              </a:graphicData>
+            </a:graphic>
+          </wp:inline>
+        </w:drawing>
+      </w:r>
+    </w:p>
+    <w:p>
+      <w:pPr>
+        <w:spacing w:after="0" w:line="360" w:lineRule="auto"/>
+        <w:ind w:firstLine="709"/>
+        <w:rPr>
+          <w:rFonts w:ascii="Times New Roman" w:hAnsi="Times New Roman" w:cs="Times New Roman"/>
+          <w:bCs/>
+          <w:sz w:val="28"/>
+          <w:szCs w:val="28"/>
+        </w:rPr>
+      </w:pPr>
+      <w:r>
+        <w:rPr>
+          <w:rFonts w:ascii="Times New Roman" w:hAnsi="Times New Roman" w:cs="Times New Roman"/>
+          <w:bCs/>
+          <w:sz w:val="28"/>
+          <w:szCs w:val="28"/>
+        </w:rPr>
+        <w:drawing>
+          <wp:inline distT="0" distB="0" distL="0" distR="0" wp14:anchorId="68C420BE" wp14:editId="0A0A0B24">
+            <wp:extent cx="279400" cy="177800"/>
+            <wp:effectExtent l="0" t="0" r="6350" b="0"/>
+            <wp:docPr id="30" name="Рисунок 30"/>
+            <wp:cNvGraphicFramePr>
+              <a:graphicFrameLocks xmlns:a="http://schemas.openxmlformats.org/drawingml/2006/main" noChangeAspect="1"/>
+            </wp:cNvGraphicFramePr>
+            <a:graphic xmlns:a="http://schemas.openxmlformats.org/drawingml/2006/main">
+              <a:graphicData uri="http://schemas.openxmlformats.org/drawingml/2006/picture">
+                <pic:pic xmlns:pic="http://schemas.openxmlformats.org/drawingml/2006/picture">
+                  <pic:nvPicPr>
+                    <pic:cNvPr id="1" name=""/>
+                    <pic:cNvPicPr/>
+                  </pic:nvPicPr>
+                  <pic:blipFill rotWithShape="1">
+                    <a:blip r:embed="rId30"/>
+                    <a:srcRect t="76190" r="79343" b="-2857"/>
+                    <a:stretch/>
+                  </pic:blipFill>
+                  <pic:spPr bwMode="auto">
+                    <a:xfrm>
+                      <a:off x="0" y="0"/>
+                      <a:ext cx="279439" cy="177825"/>
+                    </a:xfrm>
+                    <a:prstGeom prst="rect">
+                      <a:avLst/>
+                    </a:prstGeom>
+                    <a:ln>
+                      <a:noFill/>
+                    </a:ln>
+                    <a:extLst>
+                      <a:ext uri="{53640926-AAD7-44D8-BBD7-CCE9431645EC}">
+                        <a14:shadowObscured xmlns:a14="http://schemas.microsoft.com/office/drawing/2010/main"/>
+                      </a:ext>
+                    </a:extLst>
+                  </pic:spPr>
+                </pic:pic>
+              </a:graphicData>
+            </a:graphic>
+          </wp:inline>
+        </w:drawing>
+      </w:r>
+    </w:p>
+    <w:p>
+      <w:pPr>
+        <w:spacing w:after="0" w:line="360" w:lineRule="auto"/>
+        <w:ind w:firstLine="709"/>
+        <w:rPr>
+          <w:rFonts w:ascii="Times New Roman" w:hAnsi="Times New Roman" w:cs="Times New Roman"/>
+          <w:bCs/>
+          <w:sz w:val="28"/>
+          <w:szCs w:val="28"/>
+          <w:lang w:val="ru-RU"/>
+        </w:rPr>
+      </w:pPr>
+      <w:r>
+        <w:rPr>
+          <w:rFonts w:ascii="Times New Roman" w:hAnsi="Times New Roman" w:cs="Times New Roman"/>
+          <w:bCs/>
+          <w:sz w:val="28"/>
+          <w:szCs w:val="28"/>
+          <w:lang w:val="ru-RU"/>
+        </w:rPr>
+        <w:t xml:space="preserve">А также </w:t>
+      </w:r>
+      <w:r>
+        <w:rPr>
+          <w:rFonts w:ascii="Times New Roman" w:hAnsi="Times New Roman" w:cs="Times New Roman"/>
+          <w:bCs/>
+          <w:sz w:val="28"/>
+          <w:szCs w:val="28"/>
+          <w:lang w:val="ru-RU"/>
+        </w:rPr>
+        <w:t>для начальных данных, удовлетворяющих условию:</w:t>
+      </w:r>
+    </w:p>
+    <w:p>
+      <w:pPr>
+        <w:spacing w:after="0" w:line="360" w:lineRule="auto"/>
+        <w:ind w:firstLine="709"/>
+        <w:rPr>
+          <w:rFonts w:ascii="Times New Roman" w:hAnsi="Times New Roman" w:cs="Times New Roman"/>
+          <w:bCs/>
+          <w:sz w:val="28"/>
+          <w:szCs w:val="28"/>
+          <w:lang w:val="ru-RU"/>
+        </w:rPr>
+      </w:pPr>
+      <w:r>
+        <w:rPr>
+          <w:rFonts w:ascii="Times New Roman" w:hAnsi="Times New Roman" w:cs="Times New Roman"/>
+          <w:bCs/>
+          <w:sz w:val="28"/>
+          <w:szCs w:val="28"/>
+          <w:lang w:val="ru-RU"/>
+        </w:rPr>
+        <w:drawing>
+          <wp:inline distT="0" distB="0" distL="0" distR="0" wp14:anchorId="09BF8D1D" wp14:editId="10B9E609">
+            <wp:extent cx="3928534" cy="676341"/>
+            <wp:effectExtent l="0" t="0" r="0" b="0"/>
+            <wp:docPr id="32" name="Рисунок 32"/>
+            <wp:cNvGraphicFramePr>
+              <a:graphicFrameLocks xmlns:a="http://schemas.openxmlformats.org/drawingml/2006/main" noChangeAspect="1"/>
+            </wp:cNvGraphicFramePr>
+            <a:graphic xmlns:a="http://schemas.openxmlformats.org/drawingml/2006/main">
+              <a:graphicData uri="http://schemas.openxmlformats.org/drawingml/2006/picture">
+                <pic:pic xmlns:pic="http://schemas.openxmlformats.org/drawingml/2006/picture">
+                  <pic:nvPicPr>
+                    <pic:cNvPr id="1" name=""/>
+                    <pic:cNvPicPr/>
+                  </pic:nvPicPr>
+                  <pic:blipFill>
+                    <a:blip r:embed="rId31"/>
+                    <a:stretch>
+                      <a:fillRect/>
+                    </a:stretch>
+                  </pic:blipFill>
+                  <pic:spPr>
+                    <a:xfrm>
+                      <a:off x="0" y="0"/>
+                      <a:ext cx="4047561" cy="696833"/>
+                    </a:xfrm>
+                    <a:prstGeom prst="rect">
+                      <a:avLst/>
+                    </a:prstGeom>
+                  </pic:spPr>
+                </pic:pic>
+              </a:graphicData>
+            </a:graphic>
+          </wp:inline>
+        </w:drawing>
+      </w:r>
+    </w:p>
+    <w:p>
+      <w:pPr>
+        <w:spacing w:after="0" w:line="360" w:lineRule="auto"/>
+        <w:ind w:firstLine="709"/>
+        <w:rPr>
+          <w:rFonts w:ascii="Times New Roman" w:hAnsi="Times New Roman" w:cs="Times New Roman"/>
+          <w:bCs/>
+          <w:sz w:val="28"/>
+          <w:szCs w:val="28"/>
+          <w:lang w:val="ru-RU"/>
+        </w:rPr>
+      </w:pPr>
+      <w:r>
+        <w:rPr>
+          <w:rFonts w:ascii="Times New Roman" w:hAnsi="Times New Roman" w:cs="Times New Roman"/>
+          <w:bCs/>
+          <w:sz w:val="28"/>
+          <w:szCs w:val="28"/>
+          <w:lang w:val="ru-RU"/>
+        </w:rPr>
+        <w:drawing>
+          <wp:inline distT="0" distB="0" distL="0" distR="0" wp14:anchorId="2AD1DB64" wp14:editId="4FDA5E93">
+            <wp:extent cx="3524742" cy="543001"/>
+            <wp:effectExtent l="0" t="0" r="0" b="9525"/>
+            <wp:docPr id="33" name="Рисунок 33"/>
+            <wp:cNvGraphicFramePr>
+              <a:graphicFrameLocks xmlns:a="http://schemas.openxmlformats.org/drawingml/2006/main" noChangeAspect="1"/>
+            </wp:cNvGraphicFramePr>
+            <a:graphic xmlns:a="http://schemas.openxmlformats.org/drawingml/2006/main">
+              <a:graphicData uri="http://schemas.openxmlformats.org/drawingml/2006/picture">
+                <pic:pic xmlns:pic="http://schemas.openxmlformats.org/drawingml/2006/picture">
+                  <pic:nvPicPr>
+                    <pic:cNvPr id="1" name=""/>
+                    <pic:cNvPicPr/>
+                  </pic:nvPicPr>
+                  <pic:blipFill>
+                    <a:blip r:embed="rId32"/>
+                    <a:stretch>
+                      <a:fillRect/>
+                    </a:stretch>
+                  </pic:blipFill>
+                  <pic:spPr>
+                    <a:xfrm>
+                      <a:off x="0" y="0"/>
+                      <a:ext cx="3524742" cy="543001"/>
+                    </a:xfrm>
+                    <a:prstGeom prst="rect">
+                      <a:avLst/>
+                    </a:prstGeom>
+                  </pic:spPr>
+                </pic:pic>
+              </a:graphicData>
+            </a:graphic>
+          </wp:inline>
+        </w:drawing>
+      </w:r>
+    </w:p>
+    <w:p>
+      <w:pPr>
+        <w:spacing w:after="0" w:line="360" w:lineRule="auto"/>
+        <w:ind w:firstLine="709"/>
+        <w:rPr>
+          <w:rFonts w:ascii="Times New Roman" w:hAnsi="Times New Roman" w:cs="Times New Roman"/>
+          <w:bCs/>
+          <w:sz w:val="28"/>
+          <w:szCs w:val="28"/>
+          <w:lang w:val="ru-RU"/>
+        </w:rPr>
+      </w:pPr>
+      <w:r>
+        <w:rPr>
+          <w:rFonts w:ascii="Times New Roman" w:hAnsi="Times New Roman" w:cs="Times New Roman"/>
+          <w:bCs/>
+          <w:sz w:val="28"/>
+          <w:szCs w:val="28"/>
+          <w:lang w:val="ru-RU"/>
+        </w:rPr>
+        <w:t>Визуализируем это решение:</w:t>
+      </w:r>
+    </w:p>
+    <w:p>
+      <w:pPr>
+        <w:spacing w:after="0" w:line="360" w:lineRule="auto"/>
+        <w:jc w:val="center"/>
+        <w:rPr>
+          <w:rFonts w:ascii="Times New Roman" w:hAnsi="Times New Roman" w:cs="Times New Roman"/>
+          <w:bCs/>
+          <w:sz w:val="28"/>
+          <w:szCs w:val="28"/>
+          <w:lang w:val="ru-RU"/>
+        </w:rPr>
+      </w:pPr>
+      <w:r>
+        <w:rPr>
+          <w:rFonts w:ascii="Times New Roman" w:hAnsi="Times New Roman" w:cs="Times New Roman"/>
+          <w:bCs/>
+          <w:sz w:val="28"/>
+          <w:szCs w:val="28"/>
+          <w:lang w:val="ru-RU"/>
+        </w:rPr>
+        <w:drawing>
+          <wp:inline distT="0" distB="0" distL="0" distR="0" wp14:anchorId="32BE61BF" wp14:editId="047BBDE3">
+            <wp:extent cx="4343400" cy="4458947"/>
+            <wp:effectExtent l="0" t="0" r="0" b="0"/>
+            <wp:docPr id="34" name="Рисунок 34"/>
+            <wp:cNvGraphicFramePr>
+              <a:graphicFrameLocks xmlns:a="http://schemas.openxmlformats.org/drawingml/2006/main" noChangeAspect="1"/>
+            </wp:cNvGraphicFramePr>
+            <a:graphic xmlns:a="http://schemas.openxmlformats.org/drawingml/2006/main">
+              <a:graphicData uri="http://schemas.openxmlformats.org/drawingml/2006/picture">
+                <pic:pic xmlns:pic="http://schemas.openxmlformats.org/drawingml/2006/picture">
+                  <pic:nvPicPr>
+                    <pic:cNvPr id="1" name=""/>
+                    <pic:cNvPicPr/>
+                  </pic:nvPicPr>
+                  <pic:blipFill>
+                    <a:blip r:embed="rId33"/>
+                    <a:stretch>
+                      <a:fillRect/>
+                    </a:stretch>
+                  </pic:blipFill>
+                  <pic:spPr>
+                    <a:xfrm>
+                      <a:off x="0" y="0"/>
+                      <a:ext cx="4374615" cy="4490992"/>
+                    </a:xfrm>
+                    <a:prstGeom prst="rect">
+                      <a:avLst/>
+                    </a:prstGeom>
+                  </pic:spPr>
+                </pic:pic>
+              </a:graphicData>
+            </a:graphic>
+          </wp:inline>
+        </w:drawing>
       </w:r>
     </w:p>
     <w:p>
@@ -1770,6 +3643,7 @@
           <w:szCs w:val="28"/>
           <w:lang w:val="ru-RU"/>
         </w:rPr>
+        <w:lastRenderedPageBreak/>
         <w:t>Вывод</w:t>
       </w:r>
       <w:r>
@@ -1797,7 +3671,7 @@
           <w:szCs w:val="28"/>
           <w:lang w:val="ru-RU"/>
         </w:rPr>
-        <w:t>процесс оценивания корреляции параметров выборки и основы регрессионного анализа</w:t>
+        <w:t>процесс</w:t>
       </w:r>
       <w:r>
         <w:rPr>
@@ -1806,7 +3680,43 @@
           <w:szCs w:val="28"/>
           <w:lang w:val="ru-RU"/>
         </w:rPr>
-        <w:t xml:space="preserve">, а также освоил инструменты языка </w:t>
+        <w:t xml:space="preserve"> работы с графами, освоил </w:t>
+      </w:r>
+      <w:r>
+        <w:rPr>
+          <w:rFonts w:ascii="Times New Roman" w:hAnsi="Times New Roman" w:cs="Times New Roman"/>
+          <w:sz w:val="28"/>
+          <w:szCs w:val="28"/>
+          <w:lang w:val="ru-RU"/>
+        </w:rPr>
+        <w:t>основные функции обработки графов – их задание, визуализаци</w:t>
+      </w:r>
+      <w:r>
+        <w:rPr>
+          <w:rFonts w:ascii="Times New Roman" w:hAnsi="Times New Roman" w:cs="Times New Roman"/>
+          <w:sz w:val="28"/>
+          <w:szCs w:val="28"/>
+          <w:lang w:val="ru-RU"/>
+        </w:rPr>
+        <w:t>ю</w:t>
+      </w:r>
+      <w:r>
+        <w:rPr>
+          <w:rFonts w:ascii="Times New Roman" w:hAnsi="Times New Roman" w:cs="Times New Roman"/>
+          <w:sz w:val="28"/>
+          <w:szCs w:val="28"/>
+          <w:lang w:val="ru-RU"/>
+        </w:rPr>
+        <w:t>, оформление, извлечение информации</w:t>
+      </w:r>
+      <w:r>
+        <w:rPr>
+          <w:rFonts w:ascii="Times New Roman" w:hAnsi="Times New Roman" w:cs="Times New Roman"/>
+          <w:sz w:val="28"/>
+          <w:szCs w:val="28"/>
+          <w:lang w:val="ru-RU"/>
+        </w:rPr>
+        <w:t xml:space="preserve">, а также рассмотрел инструменты языка </w:t>
       </w:r>
       <w:r>
         <w:rPr>
@@ -1823,7 +3733,7 @@
           <w:szCs w:val="28"/>
           <w:lang w:val="ru-RU"/>
         </w:rPr>
-        <w:t xml:space="preserve">для выполнения </w:t>
+        <w:t>для выполнения данных операций</w:t>
       </w:r>
       <w:r>
         <w:rPr>
@@ -1832,26 +3742,10 @@
           <w:szCs w:val="28"/>
           <w:lang w:val="ru-RU"/>
         </w:rPr>
-        <w:t>операций, связанных с этими процессами</w:t>
+        <w:t xml:space="preserve"> и применения их на практических задачах</w:t>
       </w:r>
-      <w:r>
-        <w:rPr>
-          <w:rFonts w:ascii="Times New Roman" w:hAnsi="Times New Roman" w:cs="Times New Roman"/>
-          <w:sz w:val="28"/>
-          <w:szCs w:val="28"/>
-          <w:lang w:val="ru-RU"/>
-        </w:rPr>
-        <w:t>. Эти знания я применил для</w:t>
-      </w:r>
-      <w:r>
-        <w:rPr>
-          <w:rFonts w:ascii="Times New Roman" w:hAnsi="Times New Roman" w:cs="Times New Roman"/>
-          <w:sz w:val="28"/>
-          <w:szCs w:val="28"/>
-          <w:lang w:val="ru-RU"/>
-        </w:rPr>
-        <w:t xml:space="preserve"> оценки корреляции параметров различных характеристик России с 1989 по 2023 годы и построил предсказательную модель на основе линейной регрессии</w:t>
-      </w:r>
+      <w:bookmarkStart w:id="2" w:name="_GoBack"/>
+      <w:bookmarkEnd w:id="2"/>
       <w:r>
         <w:rPr>
           <w:rFonts w:ascii="Times New Roman" w:hAnsi="Times New Roman" w:cs="Times New Roman"/>
@@ -1937,6 +3831,165 @@
 <file path=word/numbering.xml><?xml version="1.0" encoding="utf-8"?>
 <w:numbering xmlns:wpc="http://schemas.microsoft.com/office/word/2010/wordprocessingCanvas" xmlns:cx="http://schemas.microsoft.com/office/drawing/2014/chartex" xmlns:cx1="http://schemas.microsoft.com/office/drawing/2015/9/8/chartex" xmlns:mc="http://schemas.openxmlformats.org/markup-compatibility/2006" xmlns:o="urn:schemas-microsoft-com:office:office" xmlns:r="http://schemas.openxmlformats.org/officeDocument/2006/relationships" xmlns:m="http://schemas.openxmlformats.org/officeDocument/2006/math" xmlns:v="urn:schemas-microsoft-com:vml" xmlns:wp14="http://schemas.microsoft.com/office/word/2010/wordprocessingDrawing" xmlns:wp="http://schemas.openxmlformats.org/drawingml/2006/wordprocessingDrawing" xmlns:w10="urn:schemas-microsoft-com:office:word" xmlns:w="http://schemas.openxmlformats.org/wordprocessingml/2006/main" xmlns:w14="http://schemas.microsoft.com/office/word/2010/wordml" xmlns:w15="http://schemas.microsoft.com/office/word/2012/wordml" xmlns:w16se="http://schemas.microsoft.com/office/word/2015/wordml/symex" xmlns:wpg="http://schemas.microsoft.com/office/word/2010/wordprocessingGroup" xmlns:wpi="http://schemas.microsoft.com/office/word/2010/wordprocessingInk" xmlns:wne="http://schemas.microsoft.com/office/word/2006/wordml" xmlns:wps="http://schemas.microsoft.com/office/word/2010/wordprocessingShape" mc:Ignorable="w14 w15 w16se wp14">
   <w:abstractNum w:abstractNumId="0" w15:restartNumberingAfterBreak="0">
+    <w:nsid w:val="121852EF"/>
+    <w:multiLevelType w:val="multilevel"/>
+    <w:tmpl w:val="F1864804"/>
+    <w:lvl w:ilvl="0">
+      <w:start w:val="1"/>
+      <w:numFmt w:val="decimal"/>
+      <w:lvlText w:val="%1."/>
+      <w:lvlJc w:val="left"/>
+      <w:pPr>
+        <w:tabs>
+          <w:tab w:val="num" w:pos="435"/>
+        </w:tabs>
+        <w:ind w:left="435" w:hanging="435"/>
+      </w:pPr>
+      <w:rPr>
+        <w:rFonts w:hint="default"/>
+        <w:b/>
+        <w:w w:val="95"/>
+        <w:sz w:val="22"/>
+      </w:rPr>
+    </w:lvl>
+    <w:lvl w:ilvl="1">
+      <w:start w:val="2"/>
+      <w:numFmt w:val="decimal"/>
+      <w:lvlText w:val="%1.%2."/>
+      <w:lvlJc w:val="left"/>
+      <w:pPr>
+        <w:tabs>
+          <w:tab w:val="num" w:pos="1535"/>
+        </w:tabs>
+        <w:ind w:left="1535" w:hanging="720"/>
+      </w:pPr>
+      <w:rPr>
+        <w:rFonts w:hint="default"/>
+        <w:b/>
+        <w:w w:val="95"/>
+      </w:rPr>
+    </w:lvl>
+    <w:lvl w:ilvl="2">
+      <w:start w:val="1"/>
+      <w:numFmt w:val="decimal"/>
+      <w:lvlText w:val="%1.%2.%3."/>
+      <w:lvlJc w:val="left"/>
+      <w:pPr>
+        <w:tabs>
+          <w:tab w:val="num" w:pos="2350"/>
+        </w:tabs>
+        <w:ind w:left="2350" w:hanging="720"/>
+      </w:pPr>
+      <w:rPr>
+        <w:rFonts w:hint="default"/>
+        <w:b/>
+        <w:w w:val="95"/>
+      </w:rPr>
+    </w:lvl>
+    <w:lvl w:ilvl="3">
+      <w:start w:val="1"/>
+      <w:numFmt w:val="decimal"/>
+      <w:lvlText w:val="%1.%2.%3.%4."/>
+      <w:lvlJc w:val="left"/>
+      <w:pPr>
+        <w:tabs>
+          <w:tab w:val="num" w:pos="3525"/>
+        </w:tabs>
+        <w:ind w:left="3525" w:hanging="1080"/>
+      </w:pPr>
+      <w:rPr>
+        <w:rFonts w:hint="default"/>
+        <w:b/>
+        <w:w w:val="95"/>
+      </w:rPr>
+    </w:lvl>
+    <w:lvl w:ilvl="4">
+      <w:start w:val="1"/>
+      <w:numFmt w:val="decimal"/>
+      <w:lvlText w:val="%1.%2.%3.%4.%5."/>
+      <w:lvlJc w:val="left"/>
+      <w:pPr>
+        <w:tabs>
+          <w:tab w:val="num" w:pos="4700"/>
+        </w:tabs>
+        <w:ind w:left="4700" w:hanging="1440"/>
+      </w:pPr>
+      <w:rPr>
+        <w:rFonts w:hint="default"/>
+        <w:b/>
+        <w:w w:val="95"/>
+      </w:rPr>
+    </w:lvl>
+    <w:lvl w:ilvl="5">
+      <w:start w:val="1"/>
+      <w:numFmt w:val="decimal"/>
+      <w:lvlText w:val="%1.%2.%3.%4.%5.%6."/>
+      <w:lvlJc w:val="left"/>
+      <w:pPr>
+        <w:tabs>
+          <w:tab w:val="num" w:pos="5515"/>
+        </w:tabs>
+        <w:ind w:left="5515" w:hanging="1440"/>
+      </w:pPr>
+      <w:rPr>
+        <w:rFonts w:hint="default"/>
+        <w:b/>
+        <w:w w:val="95"/>
+      </w:rPr>
+    </w:lvl>
+    <w:lvl w:ilvl="6">
+      <w:start w:val="1"/>
+      <w:numFmt w:val="decimal"/>
+      <w:lvlText w:val="%1.%2.%3.%4.%5.%6.%7."/>
+      <w:lvlJc w:val="left"/>
+      <w:pPr>
+        <w:tabs>
+          <w:tab w:val="num" w:pos="6690"/>
+        </w:tabs>
+        <w:ind w:left="6690" w:hanging="1800"/>
+      </w:pPr>
+      <w:rPr>
+        <w:rFonts w:hint="default"/>
+        <w:b/>
+        <w:w w:val="95"/>
+      </w:rPr>
+    </w:lvl>
+    <w:lvl w:ilvl="7">
+      <w:start w:val="1"/>
+      <w:numFmt w:val="decimal"/>
+      <w:lvlText w:val="%1.%2.%3.%4.%5.%6.%7.%8."/>
+      <w:lvlJc w:val="left"/>
+      <w:pPr>
+        <w:tabs>
+          <w:tab w:val="num" w:pos="7865"/>
+        </w:tabs>
+        <w:ind w:left="7865" w:hanging="2160"/>
+      </w:pPr>
+      <w:rPr>
+        <w:rFonts w:hint="default"/>
+        <w:b/>
+        <w:w w:val="95"/>
+      </w:rPr>
+    </w:lvl>
+    <w:lvl w:ilvl="8">
+      <w:start w:val="1"/>
+      <w:numFmt w:val="decimal"/>
+      <w:lvlText w:val="%1.%2.%3.%4.%5.%6.%7.%8.%9."/>
+      <w:lvlJc w:val="left"/>
+      <w:pPr>
+        <w:tabs>
+          <w:tab w:val="num" w:pos="8680"/>
+        </w:tabs>
+        <w:ind w:left="8680" w:hanging="2160"/>
+      </w:pPr>
+      <w:rPr>
+        <w:rFonts w:hint="default"/>
+        <w:b/>
+        <w:w w:val="95"/>
+      </w:rPr>
+    </w:lvl>
+  </w:abstractNum>
+  <w:abstractNum w:abstractNumId="1" w15:restartNumberingAfterBreak="0">
     <w:nsid w:val="4AF016C5"/>
     <w:multiLevelType w:val="multilevel"/>
     <w:tmpl w:val="8BDC1068"/>
@@ -2049,7 +4102,7 @@
       </w:rPr>
     </w:lvl>
   </w:abstractNum>
-  <w:abstractNum w:abstractNumId="1" w15:restartNumberingAfterBreak="0">
+  <w:abstractNum w:abstractNumId="2" w15:restartNumberingAfterBreak="0">
     <w:nsid w:val="776F25DF"/>
     <w:multiLevelType w:val="hybridMultilevel"/>
     <w:tmpl w:val="86E6AC98"/>
@@ -2138,7 +4191,7 @@
       </w:pPr>
     </w:lvl>
   </w:abstractNum>
-  <w:abstractNum w:abstractNumId="2" w15:restartNumberingAfterBreak="0">
+  <w:abstractNum w:abstractNumId="3" w15:restartNumberingAfterBreak="0">
     <w:nsid w:val="79E0691E"/>
     <w:multiLevelType w:val="multilevel"/>
     <w:tmpl w:val="04A6A84E"/>
@@ -2225,13 +4278,16 @@
     </w:lvl>
   </w:abstractNum>
   <w:num w:numId="1">
+    <w:abstractNumId w:val="3"/>
+  </w:num>
+  <w:num w:numId="2">
+    <w:abstractNumId w:val="1"/>
+  </w:num>
+  <w:num w:numId="3">
     <w:abstractNumId w:val="2"/>
   </w:num>
-  <w:num w:numId="2">
+  <w:num w:numId="4">
     <w:abstractNumId w:val="0"/>
-  </w:num>
-  <w:num w:numId="3">
-    <w:abstractNumId w:val="1"/>
   </w:num>
 </w:numbering>
 </file>
@@ -14550,7 +16606,7 @@
 </file>
 
 <file path=customXml/itemProps1.xml><?xml version="1.0" encoding="utf-8"?>
-<ds:datastoreItem xmlns:ds="http://schemas.openxmlformats.org/officeDocument/2006/customXml" ds:itemID="{D0AFAB85-C4EA-4261-8F91-8D96CAA103A4}">
+<ds:datastoreItem xmlns:ds="http://schemas.openxmlformats.org/officeDocument/2006/customXml" ds:itemID="{0C63621C-F4FC-4381-9431-F3005EE7E2F7}">
   <ds:schemaRefs>
     <ds:schemaRef ds:uri="http://schemas.openxmlformats.org/officeDocument/2006/bibliography"/>
   </ds:schemaRefs>
